--- a/VC tips.docx
+++ b/VC tips.docx
@@ -63,8 +63,8 @@
               <w14:ligatures w14:val="standardContextual"/>
             </w:rPr>
             <w:drawing>
-              <wp:inline distT="0" distB="0" distL="0" distR="0" wp14:anchorId="3392A951" wp14:editId="02CA51B8">
-                <wp:extent cx="2385267" cy="1173582"/>
+              <wp:inline distT="0" distB="0" distL="0" distR="0" wp14:anchorId="3392A951" wp14:editId="4C841949">
+                <wp:extent cx="1579715" cy="777240"/>
                 <wp:effectExtent l="0" t="0" r="0" b="0"/>
                 <wp:docPr id="1827252903" name="Picture 1" descr="A red and black logo&#10;&#10;AI-generated content may be incorrect."/>
                 <wp:cNvGraphicFramePr>
@@ -86,7 +86,61 @@
                       <pic:spPr>
                         <a:xfrm>
                           <a:off x="0" y="0"/>
-                          <a:ext cx="2385267" cy="1173582"/>
+                          <a:ext cx="1599601" cy="787024"/>
+                        </a:xfrm>
+                        <a:prstGeom prst="rect">
+                          <a:avLst/>
+                        </a:prstGeom>
+                      </pic:spPr>
+                    </pic:pic>
+                  </a:graphicData>
+                </a:graphic>
+              </wp:inline>
+            </w:drawing>
+          </w:r>
+        </w:p>
+        <w:p>
+          <w:pPr>
+            <w:pStyle w:val="TOCHeading"/>
+            <w:jc w:val="center"/>
+            <w:rPr>
+              <w:rFonts w:asciiTheme="minorHAnsi" w:eastAsiaTheme="minorHAnsi" w:hAnsiTheme="minorHAnsi" w:cstheme="minorBidi"/>
+              <w:color w:val="auto"/>
+              <w:kern w:val="2"/>
+              <w:sz w:val="24"/>
+              <w:szCs w:val="24"/>
+              <w14:ligatures w14:val="standardContextual"/>
+            </w:rPr>
+          </w:pPr>
+          <w:r>
+            <w:rPr>
+              <w:noProof/>
+            </w:rPr>
+            <w:drawing>
+              <wp:inline distT="0" distB="0" distL="0" distR="0" wp14:anchorId="2F383435" wp14:editId="4246484E">
+                <wp:extent cx="3218688" cy="1760220"/>
+                <wp:effectExtent l="0" t="0" r="1270" b="0"/>
+                <wp:docPr id="146673362" name="Picture 1" descr="A diagram of a structure"/>
+                <wp:cNvGraphicFramePr>
+                  <a:graphicFrameLocks xmlns:a="http://schemas.openxmlformats.org/drawingml/2006/main" noChangeAspect="1"/>
+                </wp:cNvGraphicFramePr>
+                <a:graphic xmlns:a="http://schemas.openxmlformats.org/drawingml/2006/main">
+                  <a:graphicData uri="http://schemas.openxmlformats.org/drawingml/2006/picture">
+                    <pic:pic xmlns:pic="http://schemas.openxmlformats.org/drawingml/2006/picture">
+                      <pic:nvPicPr>
+                        <pic:cNvPr id="146673362" name="Picture 1" descr="A diagram of a structure"/>
+                        <pic:cNvPicPr/>
+                      </pic:nvPicPr>
+                      <pic:blipFill>
+                        <a:blip r:embed="rId7"/>
+                        <a:stretch>
+                          <a:fillRect/>
+                        </a:stretch>
+                      </pic:blipFill>
+                      <pic:spPr>
+                        <a:xfrm>
+                          <a:off x="0" y="0"/>
+                          <a:ext cx="3232671" cy="1767867"/>
                         </a:xfrm>
                         <a:prstGeom prst="rect">
                           <a:avLst/>
@@ -135,13 +189,153 @@
           <w:r>
             <w:fldChar w:fldCharType="separate"/>
           </w:r>
-          <w:hyperlink w:anchor="_Toc200722436" w:history="1">
+          <w:hyperlink w:anchor="_Toc201820767" w:history="1">
             <w:r>
               <w:rPr>
                 <w:rStyle w:val="Hyperlink"/>
                 <w:noProof/>
                 <w:lang w:val="fr-FR"/>
               </w:rPr>
+              <w:t>Importation d’un projet dans le Workspace et premier commit vers le dépôt local</w:t>
+            </w:r>
+            <w:r>
+              <w:rPr>
+                <w:noProof/>
+                <w:webHidden/>
+              </w:rPr>
+              <w:tab/>
+            </w:r>
+            <w:r>
+              <w:rPr>
+                <w:noProof/>
+                <w:webHidden/>
+              </w:rPr>
+              <w:fldChar w:fldCharType="begin"/>
+            </w:r>
+            <w:r>
+              <w:rPr>
+                <w:noProof/>
+                <w:webHidden/>
+              </w:rPr>
+              <w:instrText xml:space="preserve"> PAGEREF _Toc201820767 \h </w:instrText>
+            </w:r>
+            <w:r>
+              <w:rPr>
+                <w:noProof/>
+                <w:webHidden/>
+              </w:rPr>
+            </w:r>
+            <w:r>
+              <w:rPr>
+                <w:noProof/>
+                <w:webHidden/>
+              </w:rPr>
+              <w:fldChar w:fldCharType="separate"/>
+            </w:r>
+            <w:r>
+              <w:rPr>
+                <w:noProof/>
+                <w:webHidden/>
+              </w:rPr>
+              <w:t>3</w:t>
+            </w:r>
+            <w:r>
+              <w:rPr>
+                <w:noProof/>
+                <w:webHidden/>
+              </w:rPr>
+              <w:fldChar w:fldCharType="end"/>
+            </w:r>
+          </w:hyperlink>
+        </w:p>
+        <w:p>
+          <w:pPr>
+            <w:pStyle w:val="TOC1"/>
+            <w:tabs>
+              <w:tab w:val="right" w:leader="dot" w:pos="9350"/>
+            </w:tabs>
+            <w:rPr>
+              <w:rFonts w:eastAsiaTheme="minorEastAsia"/>
+              <w:noProof/>
+            </w:rPr>
+          </w:pPr>
+          <w:hyperlink w:anchor="_Toc201820768" w:history="1">
+            <w:r>
+              <w:rPr>
+                <w:rStyle w:val="Hyperlink"/>
+                <w:noProof/>
+                <w:lang w:val="fr-FR"/>
+              </w:rPr>
+              <w:t>Lien vers le dépôt distant et premier push</w:t>
+            </w:r>
+            <w:r>
+              <w:rPr>
+                <w:noProof/>
+                <w:webHidden/>
+              </w:rPr>
+              <w:tab/>
+            </w:r>
+            <w:r>
+              <w:rPr>
+                <w:noProof/>
+                <w:webHidden/>
+              </w:rPr>
+              <w:fldChar w:fldCharType="begin"/>
+            </w:r>
+            <w:r>
+              <w:rPr>
+                <w:noProof/>
+                <w:webHidden/>
+              </w:rPr>
+              <w:instrText xml:space="preserve"> PAGEREF _Toc201820768 \h </w:instrText>
+            </w:r>
+            <w:r>
+              <w:rPr>
+                <w:noProof/>
+                <w:webHidden/>
+              </w:rPr>
+            </w:r>
+            <w:r>
+              <w:rPr>
+                <w:noProof/>
+                <w:webHidden/>
+              </w:rPr>
+              <w:fldChar w:fldCharType="separate"/>
+            </w:r>
+            <w:r>
+              <w:rPr>
+                <w:noProof/>
+                <w:webHidden/>
+              </w:rPr>
+              <w:t>4</w:t>
+            </w:r>
+            <w:r>
+              <w:rPr>
+                <w:noProof/>
+                <w:webHidden/>
+              </w:rPr>
+              <w:fldChar w:fldCharType="end"/>
+            </w:r>
+          </w:hyperlink>
+        </w:p>
+        <w:p>
+          <w:pPr>
+            <w:pStyle w:val="TOC1"/>
+            <w:tabs>
+              <w:tab w:val="right" w:leader="dot" w:pos="9350"/>
+            </w:tabs>
+            <w:rPr>
+              <w:rFonts w:eastAsiaTheme="minorEastAsia"/>
+              <w:noProof/>
+            </w:rPr>
+          </w:pPr>
+          <w:hyperlink w:anchor="_Toc201820769" w:history="1">
+            <w:r>
+              <w:rPr>
+                <w:rStyle w:val="Hyperlink"/>
+                <w:noProof/>
+                <w:lang w:val="fr-FR"/>
+              </w:rPr>
               <w:t>Les branches</w:t>
             </w:r>
             <w:r>
@@ -163,7 +357,7 @@
                 <w:noProof/>
                 <w:webHidden/>
               </w:rPr>
-              <w:instrText xml:space="preserve"> PAGEREF _Toc200722436 \h </w:instrText>
+              <w:instrText xml:space="preserve"> PAGEREF _Toc201820769 \h </w:instrText>
             </w:r>
             <w:r>
               <w:rPr>
@@ -183,7 +377,7 @@
                 <w:noProof/>
                 <w:webHidden/>
               </w:rPr>
-              <w:t>2</w:t>
+              <w:t>5</w:t>
             </w:r>
             <w:r>
               <w:rPr>
@@ -205,7 +399,7 @@
               <w:noProof/>
             </w:rPr>
           </w:pPr>
-          <w:hyperlink w:anchor="_Toc200722437" w:history="1">
+          <w:hyperlink w:anchor="_Toc201820770" w:history="1">
             <w:r>
               <w:rPr>
                 <w:rStyle w:val="Hyperlink"/>
@@ -233,7 +427,7 @@
                 <w:noProof/>
                 <w:webHidden/>
               </w:rPr>
-              <w:instrText xml:space="preserve"> PAGEREF _Toc200722437 \h </w:instrText>
+              <w:instrText xml:space="preserve"> PAGEREF _Toc201820770 \h </w:instrText>
             </w:r>
             <w:r>
               <w:rPr>
@@ -253,7 +447,7 @@
                 <w:noProof/>
                 <w:webHidden/>
               </w:rPr>
-              <w:t>2</w:t>
+              <w:t>5</w:t>
             </w:r>
             <w:r>
               <w:rPr>
@@ -275,7 +469,7 @@
               <w:noProof/>
             </w:rPr>
           </w:pPr>
-          <w:hyperlink w:anchor="_Toc200722438" w:history="1">
+          <w:hyperlink w:anchor="_Toc201820771" w:history="1">
             <w:r>
               <w:rPr>
                 <w:rStyle w:val="Hyperlink"/>
@@ -303,7 +497,7 @@
                 <w:noProof/>
                 <w:webHidden/>
               </w:rPr>
-              <w:instrText xml:space="preserve"> PAGEREF _Toc200722438 \h </w:instrText>
+              <w:instrText xml:space="preserve"> PAGEREF _Toc201820771 \h </w:instrText>
             </w:r>
             <w:r>
               <w:rPr>
@@ -323,7 +517,7 @@
                 <w:noProof/>
                 <w:webHidden/>
               </w:rPr>
-              <w:t>3</w:t>
+              <w:t>6</w:t>
             </w:r>
             <w:r>
               <w:rPr>
@@ -345,7 +539,7 @@
               <w:noProof/>
             </w:rPr>
           </w:pPr>
-          <w:hyperlink w:anchor="_Toc200722439" w:history="1">
+          <w:hyperlink w:anchor="_Toc201820772" w:history="1">
             <w:r>
               <w:rPr>
                 <w:rStyle w:val="Hyperlink"/>
@@ -373,7 +567,7 @@
                 <w:noProof/>
                 <w:webHidden/>
               </w:rPr>
-              <w:instrText xml:space="preserve"> PAGEREF _Toc200722439 \h </w:instrText>
+              <w:instrText xml:space="preserve"> PAGEREF _Toc201820772 \h </w:instrText>
             </w:r>
             <w:r>
               <w:rPr>
@@ -393,7 +587,7 @@
                 <w:noProof/>
                 <w:webHidden/>
               </w:rPr>
-              <w:t>4</w:t>
+              <w:t>7</w:t>
             </w:r>
             <w:r>
               <w:rPr>
@@ -415,7 +609,7 @@
               <w:noProof/>
             </w:rPr>
           </w:pPr>
-          <w:hyperlink w:anchor="_Toc200722440" w:history="1">
+          <w:hyperlink w:anchor="_Toc201820773" w:history="1">
             <w:r>
               <w:rPr>
                 <w:rStyle w:val="Hyperlink"/>
@@ -443,7 +637,7 @@
                 <w:noProof/>
                 <w:webHidden/>
               </w:rPr>
-              <w:instrText xml:space="preserve"> PAGEREF _Toc200722440 \h </w:instrText>
+              <w:instrText xml:space="preserve"> PAGEREF _Toc201820773 \h </w:instrText>
             </w:r>
             <w:r>
               <w:rPr>
@@ -463,7 +657,7 @@
                 <w:noProof/>
                 <w:webHidden/>
               </w:rPr>
-              <w:t>4</w:t>
+              <w:t>7</w:t>
             </w:r>
             <w:r>
               <w:rPr>
@@ -485,7 +679,7 @@
               <w:noProof/>
             </w:rPr>
           </w:pPr>
-          <w:hyperlink w:anchor="_Toc200722441" w:history="1">
+          <w:hyperlink w:anchor="_Toc201820774" w:history="1">
             <w:r>
               <w:rPr>
                 <w:rStyle w:val="Hyperlink"/>
@@ -513,7 +707,7 @@
                 <w:noProof/>
                 <w:webHidden/>
               </w:rPr>
-              <w:instrText xml:space="preserve"> PAGEREF _Toc200722441 \h </w:instrText>
+              <w:instrText xml:space="preserve"> PAGEREF _Toc201820774 \h </w:instrText>
             </w:r>
             <w:r>
               <w:rPr>
@@ -533,7 +727,7 @@
                 <w:noProof/>
                 <w:webHidden/>
               </w:rPr>
-              <w:t>5</w:t>
+              <w:t>8</w:t>
             </w:r>
             <w:r>
               <w:rPr>
@@ -555,7 +749,7 @@
               <w:noProof/>
             </w:rPr>
           </w:pPr>
-          <w:hyperlink w:anchor="_Toc200722442" w:history="1">
+          <w:hyperlink w:anchor="_Toc201820775" w:history="1">
             <w:r>
               <w:rPr>
                 <w:rStyle w:val="Hyperlink"/>
@@ -583,7 +777,7 @@
                 <w:noProof/>
                 <w:webHidden/>
               </w:rPr>
-              <w:instrText xml:space="preserve"> PAGEREF _Toc200722442 \h </w:instrText>
+              <w:instrText xml:space="preserve"> PAGEREF _Toc201820775 \h </w:instrText>
             </w:r>
             <w:r>
               <w:rPr>
@@ -603,7 +797,7 @@
                 <w:noProof/>
                 <w:webHidden/>
               </w:rPr>
-              <w:t>6</w:t>
+              <w:t>9</w:t>
             </w:r>
             <w:r>
               <w:rPr>
@@ -625,7 +819,7 @@
               <w:noProof/>
             </w:rPr>
           </w:pPr>
-          <w:hyperlink w:anchor="_Toc200722443" w:history="1">
+          <w:hyperlink w:anchor="_Toc201820776" w:history="1">
             <w:r>
               <w:rPr>
                 <w:rStyle w:val="Hyperlink"/>
@@ -653,7 +847,7 @@
                 <w:noProof/>
                 <w:webHidden/>
               </w:rPr>
-              <w:instrText xml:space="preserve"> PAGEREF _Toc200722443 \h </w:instrText>
+              <w:instrText xml:space="preserve"> PAGEREF _Toc201820776 \h </w:instrText>
             </w:r>
             <w:r>
               <w:rPr>
@@ -673,7 +867,7 @@
                 <w:noProof/>
                 <w:webHidden/>
               </w:rPr>
-              <w:t>6</w:t>
+              <w:t>9</w:t>
             </w:r>
             <w:r>
               <w:rPr>
@@ -695,7 +889,7 @@
               <w:noProof/>
             </w:rPr>
           </w:pPr>
-          <w:hyperlink w:anchor="_Toc200722444" w:history="1">
+          <w:hyperlink w:anchor="_Toc201820777" w:history="1">
             <w:r>
               <w:rPr>
                 <w:rStyle w:val="Hyperlink"/>
@@ -722,7 +916,7 @@
                 <w:noProof/>
                 <w:webHidden/>
               </w:rPr>
-              <w:instrText xml:space="preserve"> PAGEREF _Toc200722444 \h </w:instrText>
+              <w:instrText xml:space="preserve"> PAGEREF _Toc201820777 \h </w:instrText>
             </w:r>
             <w:r>
               <w:rPr>
@@ -742,7 +936,7 @@
                 <w:noProof/>
                 <w:webHidden/>
               </w:rPr>
-              <w:t>7</w:t>
+              <w:t>10</w:t>
             </w:r>
             <w:r>
               <w:rPr>
@@ -764,7 +958,7 @@
               <w:noProof/>
             </w:rPr>
           </w:pPr>
-          <w:hyperlink w:anchor="_Toc200722445" w:history="1">
+          <w:hyperlink w:anchor="_Toc201820778" w:history="1">
             <w:r>
               <w:rPr>
                 <w:rStyle w:val="Hyperlink"/>
@@ -791,7 +985,7 @@
                 <w:noProof/>
                 <w:webHidden/>
               </w:rPr>
-              <w:instrText xml:space="preserve"> PAGEREF _Toc200722445 \h </w:instrText>
+              <w:instrText xml:space="preserve"> PAGEREF _Toc201820778 \h </w:instrText>
             </w:r>
             <w:r>
               <w:rPr>
@@ -811,7 +1005,7 @@
                 <w:noProof/>
                 <w:webHidden/>
               </w:rPr>
-              <w:t>8</w:t>
+              <w:t>11</w:t>
             </w:r>
             <w:r>
               <w:rPr>
@@ -833,7 +1027,7 @@
               <w:noProof/>
             </w:rPr>
           </w:pPr>
-          <w:hyperlink w:anchor="_Toc200722446" w:history="1">
+          <w:hyperlink w:anchor="_Toc201820779" w:history="1">
             <w:r>
               <w:rPr>
                 <w:rStyle w:val="Hyperlink"/>
@@ -861,7 +1055,7 @@
                 <w:noProof/>
                 <w:webHidden/>
               </w:rPr>
-              <w:instrText xml:space="preserve"> PAGEREF _Toc200722446 \h </w:instrText>
+              <w:instrText xml:space="preserve"> PAGEREF _Toc201820779 \h </w:instrText>
             </w:r>
             <w:r>
               <w:rPr>
@@ -881,7 +1075,7 @@
                 <w:noProof/>
                 <w:webHidden/>
               </w:rPr>
-              <w:t>9</w:t>
+              <w:t>12</w:t>
             </w:r>
             <w:r>
               <w:rPr>
@@ -903,7 +1097,7 @@
               <w:noProof/>
             </w:rPr>
           </w:pPr>
-          <w:hyperlink w:anchor="_Toc200722447" w:history="1">
+          <w:hyperlink w:anchor="_Toc201820780" w:history="1">
             <w:r>
               <w:rPr>
                 <w:rStyle w:val="Hyperlink"/>
@@ -931,7 +1125,7 @@
                 <w:noProof/>
                 <w:webHidden/>
               </w:rPr>
-              <w:instrText xml:space="preserve"> PAGEREF _Toc200722447 \h </w:instrText>
+              <w:instrText xml:space="preserve"> PAGEREF _Toc201820780 \h </w:instrText>
             </w:r>
             <w:r>
               <w:rPr>
@@ -951,7 +1145,7 @@
                 <w:noProof/>
                 <w:webHidden/>
               </w:rPr>
-              <w:t>10</w:t>
+              <w:t>13</w:t>
             </w:r>
             <w:r>
               <w:rPr>
@@ -973,7 +1167,7 @@
               <w:noProof/>
             </w:rPr>
           </w:pPr>
-          <w:hyperlink w:anchor="_Toc200722448" w:history="1">
+          <w:hyperlink w:anchor="_Toc201820781" w:history="1">
             <w:r>
               <w:rPr>
                 <w:rStyle w:val="Hyperlink"/>
@@ -1001,7 +1195,7 @@
                 <w:noProof/>
                 <w:webHidden/>
               </w:rPr>
-              <w:instrText xml:space="preserve"> PAGEREF _Toc200722448 \h </w:instrText>
+              <w:instrText xml:space="preserve"> PAGEREF _Toc201820781 \h </w:instrText>
             </w:r>
             <w:r>
               <w:rPr>
@@ -1021,7 +1215,7 @@
                 <w:noProof/>
                 <w:webHidden/>
               </w:rPr>
-              <w:t>11</w:t>
+              <w:t>14</w:t>
             </w:r>
             <w:r>
               <w:rPr>
@@ -1055,6 +1249,7 @@
         </w:rPr>
       </w:pPr>
       <w:r>
+        <w:lastRenderedPageBreak/>
         <w:br w:type="page"/>
       </w:r>
     </w:p>
@@ -1065,7 +1260,187 @@
           <w:lang w:val="fr-FR"/>
         </w:rPr>
       </w:pPr>
-      <w:bookmarkStart w:id="0" w:name="_Toc200722436"/>
+      <w:bookmarkStart w:id="0" w:name="_Toc201820767"/>
+      <w:r>
+        <w:rPr>
+          <w:lang w:val="fr-FR"/>
+        </w:rPr>
+        <w:lastRenderedPageBreak/>
+        <w:t>Importation d’un projet dans le Workspace et premier commit</w:t>
+      </w:r>
+      <w:r>
+        <w:rPr>
+          <w:lang w:val="fr-FR"/>
+        </w:rPr>
+        <w:t xml:space="preserve"> vers le dépôt local</w:t>
+      </w:r>
+      <w:bookmarkEnd w:id="0"/>
+    </w:p>
+    <w:p>
+      <w:pPr>
+        <w:rPr>
+          <w:lang w:val="fr-FR"/>
+        </w:rPr>
+      </w:pPr>
+    </w:p>
+    <w:p>
+      <w:pPr>
+        <w:rPr>
+          <w:rFonts w:asciiTheme="majorHAnsi" w:eastAsiaTheme="majorEastAsia" w:hAnsiTheme="majorHAnsi" w:cstheme="majorBidi"/>
+          <w:color w:val="0F4761" w:themeColor="accent1" w:themeShade="BF"/>
+          <w:sz w:val="40"/>
+          <w:szCs w:val="40"/>
+          <w:lang w:val="fr-FR"/>
+        </w:rPr>
+      </w:pPr>
+      <w:r>
+        <w:rPr>
+          <w:rFonts w:asciiTheme="majorHAnsi" w:eastAsiaTheme="majorEastAsia" w:hAnsiTheme="majorHAnsi" w:cstheme="majorBidi"/>
+          <w:noProof/>
+          <w:color w:val="0F4761" w:themeColor="accent1" w:themeShade="BF"/>
+          <w:sz w:val="40"/>
+          <w:szCs w:val="40"/>
+          <w:lang w:val="fr-FR"/>
+        </w:rPr>
+        <w:drawing>
+          <wp:inline distT="0" distB="0" distL="0" distR="0" wp14:anchorId="43B36B8D" wp14:editId="75115C67">
+            <wp:extent cx="4965027" cy="6553200"/>
+            <wp:effectExtent l="0" t="0" r="7620" b="0"/>
+            <wp:docPr id="547624707" name="Picture 1" descr="A screenshot of a computer&#10;&#10;AI-generated content may be incorrect."/>
+            <wp:cNvGraphicFramePr>
+              <a:graphicFrameLocks xmlns:a="http://schemas.openxmlformats.org/drawingml/2006/main" noChangeAspect="1"/>
+            </wp:cNvGraphicFramePr>
+            <a:graphic xmlns:a="http://schemas.openxmlformats.org/drawingml/2006/main">
+              <a:graphicData uri="http://schemas.openxmlformats.org/drawingml/2006/picture">
+                <pic:pic xmlns:pic="http://schemas.openxmlformats.org/drawingml/2006/picture">
+                  <pic:nvPicPr>
+                    <pic:cNvPr id="547624707" name="Picture 1" descr="A screenshot of a computer&#10;&#10;AI-generated content may be incorrect."/>
+                    <pic:cNvPicPr/>
+                  </pic:nvPicPr>
+                  <pic:blipFill>
+                    <a:blip r:embed="rId8"/>
+                    <a:stretch>
+                      <a:fillRect/>
+                    </a:stretch>
+                  </pic:blipFill>
+                  <pic:spPr>
+                    <a:xfrm>
+                      <a:off x="0" y="0"/>
+                      <a:ext cx="5037309" cy="6648603"/>
+                    </a:xfrm>
+                    <a:prstGeom prst="rect">
+                      <a:avLst/>
+                    </a:prstGeom>
+                  </pic:spPr>
+                </pic:pic>
+              </a:graphicData>
+            </a:graphic>
+          </wp:inline>
+        </w:drawing>
+      </w:r>
+    </w:p>
+    <w:p>
+      <w:pPr>
+        <w:rPr>
+          <w:rFonts w:asciiTheme="majorHAnsi" w:eastAsiaTheme="majorEastAsia" w:hAnsiTheme="majorHAnsi" w:cstheme="majorBidi"/>
+          <w:color w:val="0F4761" w:themeColor="accent1" w:themeShade="BF"/>
+          <w:sz w:val="40"/>
+          <w:szCs w:val="40"/>
+          <w:lang w:val="fr-FR"/>
+        </w:rPr>
+      </w:pPr>
+      <w:r>
+        <w:rPr>
+          <w:rFonts w:asciiTheme="majorHAnsi" w:eastAsiaTheme="majorEastAsia" w:hAnsiTheme="majorHAnsi" w:cstheme="majorBidi"/>
+          <w:color w:val="0F4761" w:themeColor="accent1" w:themeShade="BF"/>
+          <w:sz w:val="40"/>
+          <w:szCs w:val="40"/>
+          <w:lang w:val="fr-FR"/>
+        </w:rPr>
+        <w:br w:type="page"/>
+      </w:r>
+    </w:p>
+    <w:p>
+      <w:pPr>
+        <w:pStyle w:val="Heading1"/>
+        <w:rPr>
+          <w:lang w:val="fr-FR"/>
+        </w:rPr>
+      </w:pPr>
+      <w:bookmarkStart w:id="1" w:name="_Toc201820768"/>
+      <w:r>
+        <w:rPr>
+          <w:lang w:val="fr-FR"/>
+        </w:rPr>
+        <w:lastRenderedPageBreak/>
+        <w:t>Lien vers le dépôt distant et premier push</w:t>
+      </w:r>
+      <w:bookmarkEnd w:id="1"/>
+    </w:p>
+    <w:p>
+      <w:pPr>
+        <w:rPr>
+          <w:rFonts w:asciiTheme="majorHAnsi" w:eastAsiaTheme="majorEastAsia" w:hAnsiTheme="majorHAnsi" w:cstheme="majorBidi"/>
+          <w:color w:val="0F4761" w:themeColor="accent1" w:themeShade="BF"/>
+          <w:sz w:val="40"/>
+          <w:szCs w:val="40"/>
+          <w:lang w:val="fr-FR"/>
+        </w:rPr>
+      </w:pPr>
+      <w:r>
+        <w:rPr>
+          <w:rFonts w:asciiTheme="majorHAnsi" w:eastAsiaTheme="majorEastAsia" w:hAnsiTheme="majorHAnsi" w:cstheme="majorBidi"/>
+          <w:noProof/>
+          <w:color w:val="0F4761" w:themeColor="accent1" w:themeShade="BF"/>
+          <w:sz w:val="40"/>
+          <w:szCs w:val="40"/>
+          <w:lang w:val="fr-FR"/>
+        </w:rPr>
+        <w:drawing>
+          <wp:inline distT="0" distB="0" distL="0" distR="0" wp14:anchorId="614FE26E" wp14:editId="60A2AC6C">
+            <wp:extent cx="6471585" cy="7627620"/>
+            <wp:effectExtent l="0" t="0" r="5715" b="0"/>
+            <wp:docPr id="140117994" name="Picture 1" descr="A screenshot of a computer&#10;&#10;AI-generated content may be incorrect."/>
+            <wp:cNvGraphicFramePr>
+              <a:graphicFrameLocks xmlns:a="http://schemas.openxmlformats.org/drawingml/2006/main" noChangeAspect="1"/>
+            </wp:cNvGraphicFramePr>
+            <a:graphic xmlns:a="http://schemas.openxmlformats.org/drawingml/2006/main">
+              <a:graphicData uri="http://schemas.openxmlformats.org/drawingml/2006/picture">
+                <pic:pic xmlns:pic="http://schemas.openxmlformats.org/drawingml/2006/picture">
+                  <pic:nvPicPr>
+                    <pic:cNvPr id="140117994" name="Picture 1" descr="A screenshot of a computer&#10;&#10;AI-generated content may be incorrect."/>
+                    <pic:cNvPicPr/>
+                  </pic:nvPicPr>
+                  <pic:blipFill>
+                    <a:blip r:embed="rId9"/>
+                    <a:stretch>
+                      <a:fillRect/>
+                    </a:stretch>
+                  </pic:blipFill>
+                  <pic:spPr>
+                    <a:xfrm>
+                      <a:off x="0" y="0"/>
+                      <a:ext cx="6494243" cy="7654326"/>
+                    </a:xfrm>
+                    <a:prstGeom prst="rect">
+                      <a:avLst/>
+                    </a:prstGeom>
+                  </pic:spPr>
+                </pic:pic>
+              </a:graphicData>
+            </a:graphic>
+          </wp:inline>
+        </w:drawing>
+      </w:r>
+    </w:p>
+    <w:p>
+      <w:pPr>
+        <w:pStyle w:val="Heading1"/>
+        <w:rPr>
+          <w:lang w:val="fr-FR"/>
+        </w:rPr>
+      </w:pPr>
+      <w:bookmarkStart w:id="2" w:name="_Toc201820769"/>
       <w:r>
         <w:rPr>
           <w:lang w:val="fr-FR"/>
@@ -1073,7 +1448,7 @@
         <w:lastRenderedPageBreak/>
         <w:t>Les branches</w:t>
       </w:r>
-      <w:bookmarkEnd w:id="0"/>
+      <w:bookmarkEnd w:id="2"/>
     </w:p>
     <w:p>
       <w:pPr>
@@ -1082,13 +1457,13 @@
           <w:lang w:val="fr-FR"/>
         </w:rPr>
       </w:pPr>
-      <w:bookmarkStart w:id="1" w:name="_Toc200722437"/>
+      <w:bookmarkStart w:id="3" w:name="_Toc201820770"/>
       <w:r>
         <w:rPr>
           <w:noProof/>
         </w:rPr>
         <w:drawing>
-          <wp:anchor distT="0" distB="0" distL="114300" distR="114300" simplePos="0" relativeHeight="251660288" behindDoc="1" locked="0" layoutInCell="1" allowOverlap="1" wp14:anchorId="5A89EEBC" wp14:editId="7665EC22">
+          <wp:anchor distT="0" distB="0" distL="114300" distR="114300" simplePos="0" relativeHeight="251660288" behindDoc="1" locked="0" layoutInCell="1" allowOverlap="1" wp14:anchorId="5A89EEBC" wp14:editId="5B35D297">
             <wp:simplePos x="0" y="0"/>
             <wp:positionH relativeFrom="margin">
               <wp:align>left</wp:align>
@@ -1111,7 +1486,7 @@
                     <pic:cNvPicPr/>
                   </pic:nvPicPr>
                   <pic:blipFill>
-                    <a:blip r:embed="rId7" cstate="print">
+                    <a:blip r:embed="rId10" cstate="print">
                       <a:extLst>
                         <a:ext uri="{28A0092B-C50C-407E-A947-70E740481C1C}">
                           <a14:useLocalDpi xmlns:a14="http://schemas.microsoft.com/office/drawing/2010/main" val="0"/>
@@ -1155,7 +1530,7 @@
         </w:rPr>
         <w:t>branche</w:t>
       </w:r>
-      <w:bookmarkEnd w:id="1"/>
+      <w:bookmarkEnd w:id="3"/>
     </w:p>
     <w:p>
       <w:pPr>
@@ -1171,7 +1546,7 @@
         </w:rPr>
         <w:br w:type="page"/>
       </w:r>
-      <w:bookmarkStart w:id="2" w:name="_Toc200722438"/>
+      <w:bookmarkStart w:id="4" w:name="_Toc201820771"/>
       <w:proofErr w:type="spellStart"/>
       <w:r>
         <w:rPr>
@@ -1187,7 +1562,7 @@
         </w:rPr>
         <w:t xml:space="preserve"> vers une branche</w:t>
       </w:r>
-      <w:bookmarkEnd w:id="2"/>
+      <w:bookmarkEnd w:id="4"/>
       <w:r>
         <w:rPr>
           <w:noProof/>
@@ -1224,7 +1599,7 @@
                     <pic:cNvPicPr/>
                   </pic:nvPicPr>
                   <pic:blipFill>
-                    <a:blip r:embed="rId8"/>
+                    <a:blip r:embed="rId11"/>
                     <a:stretch>
                       <a:fillRect/>
                     </a:stretch>
@@ -1268,7 +1643,7 @@
           <w:lang w:val="fr-FR"/>
         </w:rPr>
       </w:pPr>
-      <w:bookmarkStart w:id="3" w:name="_Toc200722439"/>
+      <w:bookmarkStart w:id="5" w:name="_Toc201820772"/>
       <w:r>
         <w:rPr>
           <w:rStyle w:val="Heading2Char"/>
@@ -1289,7 +1664,7 @@
         </w:rPr>
         <w:t>commits</w:t>
       </w:r>
-      <w:bookmarkEnd w:id="3"/>
+      <w:bookmarkEnd w:id="5"/>
       <w:proofErr w:type="spellEnd"/>
     </w:p>
     <w:p>
@@ -1299,7 +1674,7 @@
           <w:lang w:val="fr-FR"/>
         </w:rPr>
       </w:pPr>
-      <w:bookmarkStart w:id="4" w:name="_Toc200722440"/>
+      <w:bookmarkStart w:id="6" w:name="_Toc201820773"/>
       <w:proofErr w:type="spellStart"/>
       <w:r>
         <w:rPr>
@@ -1316,7 +1691,7 @@
         </w:rPr>
         <w:t xml:space="preserve"> vers un commit</w:t>
       </w:r>
-      <w:bookmarkEnd w:id="4"/>
+      <w:bookmarkEnd w:id="6"/>
       <w:r>
         <w:rPr>
           <w:noProof/>
@@ -1364,7 +1739,7 @@
                     <pic:cNvPicPr/>
                   </pic:nvPicPr>
                   <pic:blipFill>
-                    <a:blip r:embed="rId9"/>
+                    <a:blip r:embed="rId12"/>
                     <a:stretch>
                       <a:fillRect/>
                     </a:stretch>
@@ -1392,7 +1767,7 @@
           <w:lang w:val="fr-FR"/>
         </w:rPr>
       </w:pPr>
-      <w:bookmarkStart w:id="5" w:name="_Toc200722441"/>
+      <w:bookmarkStart w:id="7" w:name="_Toc201820774"/>
       <w:r>
         <w:rPr>
           <w:noProof/>
@@ -1422,7 +1797,7 @@
                     <pic:cNvPicPr/>
                   </pic:nvPicPr>
                   <pic:blipFill>
-                    <a:blip r:embed="rId10">
+                    <a:blip r:embed="rId13">
                       <a:extLst>
                         <a:ext uri="{28A0092B-C50C-407E-A947-70E740481C1C}">
                           <a14:useLocalDpi xmlns:a14="http://schemas.microsoft.com/office/drawing/2010/main" val="0"/>
@@ -1468,7 +1843,7 @@
         </w:rPr>
         <w:t xml:space="preserve"> vers le dernier commit</w:t>
       </w:r>
-      <w:bookmarkEnd w:id="5"/>
+      <w:bookmarkEnd w:id="7"/>
     </w:p>
     <w:p>
       <w:pPr>
@@ -1490,7 +1865,7 @@
           <w:lang w:val="fr-FR"/>
         </w:rPr>
       </w:pPr>
-      <w:bookmarkStart w:id="6" w:name="_Toc200722442"/>
+      <w:bookmarkStart w:id="8" w:name="_Toc201820775"/>
       <w:r>
         <w:rPr>
           <w:lang w:val="fr-FR"/>
@@ -1498,7 +1873,7 @@
         <w:lastRenderedPageBreak/>
         <w:t>Les merges</w:t>
       </w:r>
-      <w:bookmarkEnd w:id="6"/>
+      <w:bookmarkEnd w:id="8"/>
     </w:p>
     <w:p>
       <w:pPr>
@@ -1507,7 +1882,7 @@
           <w:lang w:val="fr-FR"/>
         </w:rPr>
       </w:pPr>
-      <w:bookmarkStart w:id="7" w:name="_Toc200722443"/>
+      <w:bookmarkStart w:id="9" w:name="_Toc201820776"/>
       <w:r>
         <w:rPr>
           <w:lang w:val="fr-FR"/>
@@ -1544,7 +1919,7 @@
         </w:rPr>
         <w:t xml:space="preserve"> la branche master</w:t>
       </w:r>
-      <w:bookmarkEnd w:id="7"/>
+      <w:bookmarkEnd w:id="9"/>
     </w:p>
     <w:p>
       <w:r>
@@ -1567,7 +1942,7 @@
                     <pic:cNvPicPr/>
                   </pic:nvPicPr>
                   <pic:blipFill>
-                    <a:blip r:embed="rId11"/>
+                    <a:blip r:embed="rId14"/>
                     <a:stretch>
                       <a:fillRect/>
                     </a:stretch>
@@ -1592,12 +1967,12 @@
       <w:pPr>
         <w:pStyle w:val="Heading2"/>
       </w:pPr>
-      <w:bookmarkStart w:id="8" w:name="_Toc200722444"/>
+      <w:bookmarkStart w:id="10" w:name="_Toc201820777"/>
       <w:r>
         <w:lastRenderedPageBreak/>
         <w:t>Abandon d’un merge</w:t>
       </w:r>
-      <w:bookmarkEnd w:id="8"/>
+      <w:bookmarkEnd w:id="10"/>
     </w:p>
     <w:p/>
     <w:p>
@@ -1621,7 +1996,7 @@
                     <pic:cNvPicPr/>
                   </pic:nvPicPr>
                   <pic:blipFill>
-                    <a:blip r:embed="rId12"/>
+                    <a:blip r:embed="rId15"/>
                     <a:stretch>
                       <a:fillRect/>
                     </a:stretch>
@@ -1651,7 +2026,7 @@
       <w:pPr>
         <w:pStyle w:val="Heading2"/>
       </w:pPr>
-      <w:bookmarkStart w:id="9" w:name="_Toc200722445"/>
+      <w:bookmarkStart w:id="11" w:name="_Toc201820778"/>
       <w:proofErr w:type="spellStart"/>
       <w:r>
         <w:lastRenderedPageBreak/>
@@ -1684,7 +2059,7 @@
       <w:r>
         <w:t>conflit</w:t>
       </w:r>
-      <w:bookmarkEnd w:id="9"/>
+      <w:bookmarkEnd w:id="11"/>
       <w:proofErr w:type="spellEnd"/>
     </w:p>
     <w:p/>
@@ -1709,7 +2084,7 @@
                     <pic:cNvPicPr/>
                   </pic:nvPicPr>
                   <pic:blipFill>
-                    <a:blip r:embed="rId13"/>
+                    <a:blip r:embed="rId16"/>
                     <a:stretch>
                       <a:fillRect/>
                     </a:stretch>
@@ -1742,7 +2117,7 @@
           <w:lang w:val="fr-FR"/>
         </w:rPr>
       </w:pPr>
-      <w:bookmarkStart w:id="10" w:name="_Toc200722446"/>
+      <w:bookmarkStart w:id="12" w:name="_Toc201820779"/>
       <w:r>
         <w:rPr>
           <w:lang w:val="fr-FR"/>
@@ -1756,7 +2131,7 @@
         </w:rPr>
         <w:t>e conflit</w:t>
       </w:r>
-      <w:bookmarkEnd w:id="10"/>
+      <w:bookmarkEnd w:id="12"/>
     </w:p>
     <w:p>
       <w:pPr>
@@ -1792,7 +2167,7 @@
                     <pic:cNvPicPr/>
                   </pic:nvPicPr>
                   <pic:blipFill>
-                    <a:blip r:embed="rId14"/>
+                    <a:blip r:embed="rId17"/>
                     <a:stretch>
                       <a:fillRect/>
                     </a:stretch>
@@ -1833,7 +2208,7 @@
           <w:lang w:val="fr-FR"/>
         </w:rPr>
       </w:pPr>
-      <w:bookmarkStart w:id="11" w:name="_Toc200722447"/>
+      <w:bookmarkStart w:id="13" w:name="_Toc201820780"/>
       <w:r>
         <w:rPr>
           <w:lang w:val="fr-FR"/>
@@ -1859,7 +2234,7 @@
         </w:rPr>
         <w:t xml:space="preserve"> conflit</w:t>
       </w:r>
-      <w:bookmarkEnd w:id="11"/>
+      <w:bookmarkEnd w:id="13"/>
     </w:p>
     <w:p>
       <w:pPr>
@@ -1876,6 +2251,7 @@
       </w:pPr>
       <w:r>
         <w:rPr>
+          <w:noProof/>
           <w:lang w:val="fr-FR"/>
         </w:rPr>
         <w:drawing>
@@ -1894,7 +2270,7 @@
                     <pic:cNvPicPr/>
                   </pic:nvPicPr>
                   <pic:blipFill>
-                    <a:blip r:embed="rId15"/>
+                    <a:blip r:embed="rId18"/>
                     <a:stretch>
                       <a:fillRect/>
                     </a:stretch>
@@ -1922,7 +2298,7 @@
           <w:lang w:val="fr-FR"/>
         </w:rPr>
       </w:pPr>
-      <w:bookmarkStart w:id="12" w:name="_Toc200722448"/>
+      <w:bookmarkStart w:id="14" w:name="_Toc201820781"/>
       <w:r>
         <w:rPr>
           <w:lang w:val="fr-FR"/>
@@ -1930,7 +2306,7 @@
         <w:lastRenderedPageBreak/>
         <w:t>Vue des changements en attente</w:t>
       </w:r>
-      <w:bookmarkEnd w:id="12"/>
+      <w:bookmarkEnd w:id="14"/>
     </w:p>
     <w:p>
       <w:pPr>
@@ -1947,6 +2323,7 @@
       </w:pPr>
       <w:r>
         <w:rPr>
+          <w:noProof/>
           <w:lang w:val="fr-FR"/>
         </w:rPr>
         <w:drawing>
@@ -1965,7 +2342,7 @@
                     <pic:cNvPicPr/>
                   </pic:nvPicPr>
                   <pic:blipFill>
-                    <a:blip r:embed="rId16"/>
+                    <a:blip r:embed="rId19"/>
                     <a:stretch>
                       <a:fillRect/>
                     </a:stretch>
@@ -1987,8 +2364,8 @@
       </w:r>
     </w:p>
     <w:sectPr>
-      <w:headerReference w:type="default" r:id="rId17"/>
-      <w:footerReference w:type="default" r:id="rId18"/>
+      <w:headerReference w:type="default" r:id="rId20"/>
+      <w:footerReference w:type="default" r:id="rId21"/>
       <w:pgSz w:w="12240" w:h="15840"/>
       <w:pgMar w:top="1440" w:right="1440" w:bottom="1440" w:left="1440" w:header="708" w:footer="708" w:gutter="0"/>
       <w:cols w:space="708"/>

--- a/VC tips.docx
+++ b/VC tips.docx
@@ -78,7 +78,7 @@
                         <pic:cNvPicPr/>
                       </pic:nvPicPr>
                       <pic:blipFill>
-                        <a:blip r:embed="rId6"/>
+                        <a:blip r:embed="rId7"/>
                         <a:stretch>
                           <a:fillRect/>
                         </a:stretch>
@@ -132,7 +132,7 @@
                         <pic:cNvPicPr/>
                       </pic:nvPicPr>
                       <pic:blipFill>
-                        <a:blip r:embed="rId7"/>
+                        <a:blip r:embed="rId8"/>
                         <a:stretch>
                           <a:fillRect/>
                         </a:stretch>
@@ -1318,7 +1318,7 @@
                     <pic:cNvPicPr/>
                   </pic:nvPicPr>
                   <pic:blipFill>
-                    <a:blip r:embed="rId8"/>
+                    <a:blip r:embed="rId9"/>
                     <a:stretch>
                       <a:fillRect/>
                     </a:stretch>
@@ -1390,17 +1390,16 @@
       <w:r>
         <w:rPr>
           <w:rFonts w:asciiTheme="majorHAnsi" w:eastAsiaTheme="majorEastAsia" w:hAnsiTheme="majorHAnsi" w:cstheme="majorBidi"/>
-          <w:noProof/>
           <w:color w:val="0F4761" w:themeColor="accent1" w:themeShade="BF"/>
           <w:sz w:val="40"/>
           <w:szCs w:val="40"/>
           <w:lang w:val="fr-FR"/>
         </w:rPr>
         <w:drawing>
-          <wp:inline distT="0" distB="0" distL="0" distR="0" wp14:anchorId="614FE26E" wp14:editId="60A2AC6C">
-            <wp:extent cx="6471585" cy="7627620"/>
-            <wp:effectExtent l="0" t="0" r="5715" b="0"/>
-            <wp:docPr id="140117994" name="Picture 1" descr="A screenshot of a computer&#10;&#10;AI-generated content may be incorrect."/>
+          <wp:inline distT="0" distB="0" distL="0" distR="0" wp14:anchorId="68BD58AD" wp14:editId="31F340F1">
+            <wp:extent cx="6676716" cy="7437120"/>
+            <wp:effectExtent l="0" t="0" r="0" b="0"/>
+            <wp:docPr id="1745806156" name="Picture 1" descr="A screenshot of a computer program"/>
             <wp:cNvGraphicFramePr>
               <a:graphicFrameLocks xmlns:a="http://schemas.openxmlformats.org/drawingml/2006/main" noChangeAspect="1"/>
             </wp:cNvGraphicFramePr>
@@ -1408,11 +1407,11 @@
               <a:graphicData uri="http://schemas.openxmlformats.org/drawingml/2006/picture">
                 <pic:pic xmlns:pic="http://schemas.openxmlformats.org/drawingml/2006/picture">
                   <pic:nvPicPr>
-                    <pic:cNvPr id="140117994" name="Picture 1" descr="A screenshot of a computer&#10;&#10;AI-generated content may be incorrect."/>
+                    <pic:cNvPr id="1745806156" name="Picture 1" descr="A screenshot of a computer program"/>
                     <pic:cNvPicPr/>
                   </pic:nvPicPr>
                   <pic:blipFill>
-                    <a:blip r:embed="rId9"/>
+                    <a:blip r:embed="rId10"/>
                     <a:stretch>
                       <a:fillRect/>
                     </a:stretch>
@@ -1420,7 +1419,7 @@
                   <pic:spPr>
                     <a:xfrm>
                       <a:off x="0" y="0"/>
-                      <a:ext cx="6494243" cy="7654326"/>
+                      <a:ext cx="6694358" cy="7456771"/>
                     </a:xfrm>
                     <a:prstGeom prst="rect">
                       <a:avLst/>
@@ -1463,7 +1462,7 @@
           <w:noProof/>
         </w:rPr>
         <w:drawing>
-          <wp:anchor distT="0" distB="0" distL="114300" distR="114300" simplePos="0" relativeHeight="251660288" behindDoc="1" locked="0" layoutInCell="1" allowOverlap="1" wp14:anchorId="5A89EEBC" wp14:editId="5B35D297">
+          <wp:anchor distT="0" distB="0" distL="114300" distR="114300" simplePos="0" relativeHeight="251660288" behindDoc="1" locked="0" layoutInCell="1" allowOverlap="1" wp14:anchorId="5A89EEBC" wp14:editId="058021C4">
             <wp:simplePos x="0" y="0"/>
             <wp:positionH relativeFrom="margin">
               <wp:align>left</wp:align>
@@ -1486,7 +1485,7 @@
                     <pic:cNvPicPr/>
                   </pic:nvPicPr>
                   <pic:blipFill>
-                    <a:blip r:embed="rId10" cstate="print">
+                    <a:blip r:embed="rId11" cstate="print">
                       <a:extLst>
                         <a:ext uri="{28A0092B-C50C-407E-A947-70E740481C1C}">
                           <a14:useLocalDpi xmlns:a14="http://schemas.microsoft.com/office/drawing/2010/main" val="0"/>
@@ -1599,7 +1598,7 @@
                     <pic:cNvPicPr/>
                   </pic:nvPicPr>
                   <pic:blipFill>
-                    <a:blip r:embed="rId11"/>
+                    <a:blip r:embed="rId12"/>
                     <a:stretch>
                       <a:fillRect/>
                     </a:stretch>
@@ -1739,7 +1738,7 @@
                     <pic:cNvPicPr/>
                   </pic:nvPicPr>
                   <pic:blipFill>
-                    <a:blip r:embed="rId12"/>
+                    <a:blip r:embed="rId13"/>
                     <a:stretch>
                       <a:fillRect/>
                     </a:stretch>
@@ -1797,7 +1796,7 @@
                     <pic:cNvPicPr/>
                   </pic:nvPicPr>
                   <pic:blipFill>
-                    <a:blip r:embed="rId13">
+                    <a:blip r:embed="rId14">
                       <a:extLst>
                         <a:ext uri="{28A0092B-C50C-407E-A947-70E740481C1C}">
                           <a14:useLocalDpi xmlns:a14="http://schemas.microsoft.com/office/drawing/2010/main" val="0"/>
@@ -1942,7 +1941,7 @@
                     <pic:cNvPicPr/>
                   </pic:nvPicPr>
                   <pic:blipFill>
-                    <a:blip r:embed="rId14"/>
+                    <a:blip r:embed="rId15"/>
                     <a:stretch>
                       <a:fillRect/>
                     </a:stretch>
@@ -1996,7 +1995,7 @@
                     <pic:cNvPicPr/>
                   </pic:nvPicPr>
                   <pic:blipFill>
-                    <a:blip r:embed="rId15"/>
+                    <a:blip r:embed="rId16"/>
                     <a:stretch>
                       <a:fillRect/>
                     </a:stretch>
@@ -2084,7 +2083,7 @@
                     <pic:cNvPicPr/>
                   </pic:nvPicPr>
                   <pic:blipFill>
-                    <a:blip r:embed="rId16"/>
+                    <a:blip r:embed="rId17"/>
                     <a:stretch>
                       <a:fillRect/>
                     </a:stretch>
@@ -2167,7 +2166,7 @@
                     <pic:cNvPicPr/>
                   </pic:nvPicPr>
                   <pic:blipFill>
-                    <a:blip r:embed="rId17"/>
+                    <a:blip r:embed="rId18"/>
                     <a:stretch>
                       <a:fillRect/>
                     </a:stretch>
@@ -2270,7 +2269,7 @@
                     <pic:cNvPicPr/>
                   </pic:nvPicPr>
                   <pic:blipFill>
-                    <a:blip r:embed="rId18"/>
+                    <a:blip r:embed="rId19"/>
                     <a:stretch>
                       <a:fillRect/>
                     </a:stretch>
@@ -2342,7 +2341,7 @@
                     <pic:cNvPicPr/>
                   </pic:nvPicPr>
                   <pic:blipFill>
-                    <a:blip r:embed="rId19"/>
+                    <a:blip r:embed="rId20"/>
                     <a:stretch>
                       <a:fillRect/>
                     </a:stretch>
@@ -2364,8 +2363,8 @@
       </w:r>
     </w:p>
     <w:sectPr>
-      <w:headerReference w:type="default" r:id="rId20"/>
-      <w:footerReference w:type="default" r:id="rId21"/>
+      <w:headerReference w:type="default" r:id="rId21"/>
+      <w:footerReference w:type="default" r:id="rId22"/>
       <w:pgSz w:w="12240" w:h="15840"/>
       <w:pgMar w:top="1440" w:right="1440" w:bottom="1440" w:left="1440" w:header="708" w:footer="708" w:gutter="0"/>
       <w:cols w:space="708"/>
@@ -3825,4 +3824,16 @@
     </a:ext>
   </a:extLst>
 </a:theme>
+</file>
+
+<file path=customXml/item1.xml><?xml version="1.0" encoding="utf-8"?>
+<b:Sources xmlns:b="http://schemas.openxmlformats.org/officeDocument/2006/bibliography" xmlns="http://schemas.openxmlformats.org/officeDocument/2006/bibliography" SelectedStyle="\APASixthEditionOfficeOnline.xsl" StyleName="APA" Version="6"/>
+</file>
+
+<file path=customXml/itemProps1.xml><?xml version="1.0" encoding="utf-8"?>
+<ds:datastoreItem xmlns:ds="http://schemas.openxmlformats.org/officeDocument/2006/customXml" ds:itemID="{1A548F9A-0BF7-45AD-9388-D9A1E5E957E6}">
+  <ds:schemaRefs>
+    <ds:schemaRef ds:uri="http://schemas.openxmlformats.org/officeDocument/2006/bibliography"/>
+  </ds:schemaRefs>
+</ds:datastoreItem>
 </file>
--- a/VC tips.docx
+++ b/VC tips.docx
@@ -63,8 +63,8 @@
               <w14:ligatures w14:val="standardContextual"/>
             </w:rPr>
             <w:drawing>
-              <wp:inline distT="0" distB="0" distL="0" distR="0" wp14:anchorId="3392A951" wp14:editId="4C841949">
-                <wp:extent cx="1579715" cy="777240"/>
+              <wp:inline distT="0" distB="0" distL="0" distR="0" wp14:anchorId="3392A951" wp14:editId="20BBA6FC">
+                <wp:extent cx="2183723" cy="1074420"/>
                 <wp:effectExtent l="0" t="0" r="0" b="0"/>
                 <wp:docPr id="1827252903" name="Picture 1" descr="A red and black logo&#10;&#10;AI-generated content may be incorrect."/>
                 <wp:cNvGraphicFramePr>
@@ -86,7 +86,7 @@
                       <pic:spPr>
                         <a:xfrm>
                           <a:off x="0" y="0"/>
-                          <a:ext cx="1599601" cy="787024"/>
+                          <a:ext cx="2219306" cy="1091927"/>
                         </a:xfrm>
                         <a:prstGeom prst="rect">
                           <a:avLst/>
@@ -114,13 +114,18 @@
           </w:pPr>
           <w:r>
             <w:rPr>
-              <w:noProof/>
+              <w:rFonts w:asciiTheme="minorHAnsi" w:eastAsiaTheme="minorHAnsi" w:hAnsiTheme="minorHAnsi" w:cstheme="minorBidi"/>
+              <w:color w:val="auto"/>
+              <w:kern w:val="2"/>
+              <w:sz w:val="24"/>
+              <w:szCs w:val="24"/>
+              <w14:ligatures w14:val="standardContextual"/>
             </w:rPr>
             <w:drawing>
-              <wp:inline distT="0" distB="0" distL="0" distR="0" wp14:anchorId="2F383435" wp14:editId="4246484E">
-                <wp:extent cx="3218688" cy="1760220"/>
-                <wp:effectExtent l="0" t="0" r="1270" b="0"/>
-                <wp:docPr id="146673362" name="Picture 1" descr="A diagram of a structure"/>
+              <wp:inline distT="0" distB="0" distL="0" distR="0" wp14:anchorId="03339DCA" wp14:editId="1E1CEEAC">
+                <wp:extent cx="4419983" cy="2400508"/>
+                <wp:effectExtent l="0" t="0" r="0" b="0"/>
+                <wp:docPr id="391191395" name="Picture 1" descr="A diagram of a diagram&#10;&#10;AI-generated content may be incorrect."/>
                 <wp:cNvGraphicFramePr>
                   <a:graphicFrameLocks xmlns:a="http://schemas.openxmlformats.org/drawingml/2006/main" noChangeAspect="1"/>
                 </wp:cNvGraphicFramePr>
@@ -128,7 +133,7 @@
                   <a:graphicData uri="http://schemas.openxmlformats.org/drawingml/2006/picture">
                     <pic:pic xmlns:pic="http://schemas.openxmlformats.org/drawingml/2006/picture">
                       <pic:nvPicPr>
-                        <pic:cNvPr id="146673362" name="Picture 1" descr="A diagram of a structure"/>
+                        <pic:cNvPr id="391191395" name="Picture 1" descr="A diagram of a diagram&#10;&#10;AI-generated content may be incorrect."/>
                         <pic:cNvPicPr/>
                       </pic:nvPicPr>
                       <pic:blipFill>
@@ -140,7 +145,7 @@
                       <pic:spPr>
                         <a:xfrm>
                           <a:off x="0" y="0"/>
-                          <a:ext cx="3232671" cy="1767867"/>
+                          <a:ext cx="4419983" cy="2400508"/>
                         </a:xfrm>
                         <a:prstGeom prst="rect">
                           <a:avLst/>
@@ -189,14 +194,14 @@
           <w:r>
             <w:fldChar w:fldCharType="separate"/>
           </w:r>
-          <w:hyperlink w:anchor="_Toc201820767" w:history="1">
+          <w:hyperlink w:anchor="_Toc201844595" w:history="1">
             <w:r>
               <w:rPr>
                 <w:rStyle w:val="Hyperlink"/>
                 <w:noProof/>
                 <w:lang w:val="fr-FR"/>
               </w:rPr>
-              <w:t>Importation d’un projet dans le Workspace et premier commit vers le dépôt local</w:t>
+              <w:t>Importation d’un projet existant (non suivi en VC) dans le Workspace puis premier commit vers le dépôt local</w:t>
             </w:r>
             <w:r>
               <w:rPr>
@@ -217,7 +222,7 @@
                 <w:noProof/>
                 <w:webHidden/>
               </w:rPr>
-              <w:instrText xml:space="preserve"> PAGEREF _Toc201820767 \h </w:instrText>
+              <w:instrText xml:space="preserve"> PAGEREF _Toc201844595 \h </w:instrText>
             </w:r>
             <w:r>
               <w:rPr>
@@ -259,7 +264,7 @@
               <w:noProof/>
             </w:rPr>
           </w:pPr>
-          <w:hyperlink w:anchor="_Toc201820768" w:history="1">
+          <w:hyperlink w:anchor="_Toc201844596" w:history="1">
             <w:r>
               <w:rPr>
                 <w:rStyle w:val="Hyperlink"/>
@@ -287,7 +292,7 @@
                 <w:noProof/>
                 <w:webHidden/>
               </w:rPr>
-              <w:instrText xml:space="preserve"> PAGEREF _Toc201820768 \h </w:instrText>
+              <w:instrText xml:space="preserve"> PAGEREF _Toc201844596 \h </w:instrText>
             </w:r>
             <w:r>
               <w:rPr>
@@ -329,14 +334,14 @@
               <w:noProof/>
             </w:rPr>
           </w:pPr>
-          <w:hyperlink w:anchor="_Toc201820769" w:history="1">
+          <w:hyperlink w:anchor="_Toc201844597" w:history="1">
             <w:r>
               <w:rPr>
                 <w:rStyle w:val="Hyperlink"/>
                 <w:noProof/>
                 <w:lang w:val="fr-FR"/>
               </w:rPr>
-              <w:t>Les branches</w:t>
+              <w:t>clone et pull</w:t>
             </w:r>
             <w:r>
               <w:rPr>
@@ -357,7 +362,7 @@
                 <w:noProof/>
                 <w:webHidden/>
               </w:rPr>
-              <w:instrText xml:space="preserve"> PAGEREF _Toc201820769 \h </w:instrText>
+              <w:instrText xml:space="preserve"> PAGEREF _Toc201844597 \h </w:instrText>
             </w:r>
             <w:r>
               <w:rPr>
@@ -399,14 +404,14 @@
               <w:noProof/>
             </w:rPr>
           </w:pPr>
-          <w:hyperlink w:anchor="_Toc201820770" w:history="1">
+          <w:hyperlink w:anchor="_Toc201844598" w:history="1">
             <w:r>
               <w:rPr>
                 <w:rStyle w:val="Hyperlink"/>
                 <w:noProof/>
                 <w:lang w:val="fr-FR"/>
               </w:rPr>
-              <w:t>Création d’une branche</w:t>
+              <w:t>clone : importe un projet complet se trouvant dans un dépôt distant</w:t>
             </w:r>
             <w:r>
               <w:rPr>
@@ -427,7 +432,7 @@
                 <w:noProof/>
                 <w:webHidden/>
               </w:rPr>
-              <w:instrText xml:space="preserve"> PAGEREF _Toc201820770 \h </w:instrText>
+              <w:instrText xml:space="preserve"> PAGEREF _Toc201844598 \h </w:instrText>
             </w:r>
             <w:r>
               <w:rPr>
@@ -469,14 +474,14 @@
               <w:noProof/>
             </w:rPr>
           </w:pPr>
-          <w:hyperlink w:anchor="_Toc201820771" w:history="1">
+          <w:hyperlink w:anchor="_Toc201844599" w:history="1">
             <w:r>
               <w:rPr>
                 <w:rStyle w:val="Hyperlink"/>
                 <w:noProof/>
                 <w:lang w:val="fr-FR"/>
               </w:rPr>
-              <w:t>Switchout vers une branche</w:t>
+              <w:t>pull : met à jour un dépôt local puis fusionne les changements</w:t>
             </w:r>
             <w:r>
               <w:rPr>
@@ -497,7 +502,7 @@
                 <w:noProof/>
                 <w:webHidden/>
               </w:rPr>
-              <w:instrText xml:space="preserve"> PAGEREF _Toc201820771 \h </w:instrText>
+              <w:instrText xml:space="preserve"> PAGEREF _Toc201844599 \h </w:instrText>
             </w:r>
             <w:r>
               <w:rPr>
@@ -517,7 +522,7 @@
                 <w:noProof/>
                 <w:webHidden/>
               </w:rPr>
-              <w:t>6</w:t>
+              <w:t>5</w:t>
             </w:r>
             <w:r>
               <w:rPr>
@@ -539,14 +544,14 @@
               <w:noProof/>
             </w:rPr>
           </w:pPr>
-          <w:hyperlink w:anchor="_Toc201820772" w:history="1">
+          <w:hyperlink w:anchor="_Toc201844600" w:history="1">
             <w:r>
               <w:rPr>
                 <w:rStyle w:val="Hyperlink"/>
                 <w:noProof/>
                 <w:lang w:val="fr-FR"/>
               </w:rPr>
-              <w:t>Les commits</w:t>
+              <w:t>Les branches</w:t>
             </w:r>
             <w:r>
               <w:rPr>
@@ -567,7 +572,7 @@
                 <w:noProof/>
                 <w:webHidden/>
               </w:rPr>
-              <w:instrText xml:space="preserve"> PAGEREF _Toc201820772 \h </w:instrText>
+              <w:instrText xml:space="preserve"> PAGEREF _Toc201844600 \h </w:instrText>
             </w:r>
             <w:r>
               <w:rPr>
@@ -587,7 +592,7 @@
                 <w:noProof/>
                 <w:webHidden/>
               </w:rPr>
-              <w:t>7</w:t>
+              <w:t>6</w:t>
             </w:r>
             <w:r>
               <w:rPr>
@@ -609,14 +614,14 @@
               <w:noProof/>
             </w:rPr>
           </w:pPr>
-          <w:hyperlink w:anchor="_Toc201820773" w:history="1">
+          <w:hyperlink w:anchor="_Toc201844601" w:history="1">
             <w:r>
               <w:rPr>
                 <w:rStyle w:val="Hyperlink"/>
                 <w:noProof/>
                 <w:lang w:val="fr-FR"/>
               </w:rPr>
-              <w:t>Switchout vers un commit</w:t>
+              <w:t>Création d’une branche</w:t>
             </w:r>
             <w:r>
               <w:rPr>
@@ -637,7 +642,7 @@
                 <w:noProof/>
                 <w:webHidden/>
               </w:rPr>
-              <w:instrText xml:space="preserve"> PAGEREF _Toc201820773 \h </w:instrText>
+              <w:instrText xml:space="preserve"> PAGEREF _Toc201844601 \h </w:instrText>
             </w:r>
             <w:r>
               <w:rPr>
@@ -657,7 +662,7 @@
                 <w:noProof/>
                 <w:webHidden/>
               </w:rPr>
-              <w:t>7</w:t>
+              <w:t>6</w:t>
             </w:r>
             <w:r>
               <w:rPr>
@@ -679,14 +684,14 @@
               <w:noProof/>
             </w:rPr>
           </w:pPr>
-          <w:hyperlink w:anchor="_Toc201820774" w:history="1">
+          <w:hyperlink w:anchor="_Toc201844602" w:history="1">
             <w:r>
               <w:rPr>
                 <w:rStyle w:val="Hyperlink"/>
                 <w:noProof/>
                 <w:lang w:val="fr-FR"/>
               </w:rPr>
-              <w:t>Revert vers le dernier commit</w:t>
+              <w:t>Switch-checkout vers une branche</w:t>
             </w:r>
             <w:r>
               <w:rPr>
@@ -707,7 +712,7 @@
                 <w:noProof/>
                 <w:webHidden/>
               </w:rPr>
-              <w:instrText xml:space="preserve"> PAGEREF _Toc201820774 \h </w:instrText>
+              <w:instrText xml:space="preserve"> PAGEREF _Toc201844602 \h </w:instrText>
             </w:r>
             <w:r>
               <w:rPr>
@@ -727,7 +732,7 @@
                 <w:noProof/>
                 <w:webHidden/>
               </w:rPr>
-              <w:t>8</w:t>
+              <w:t>7</w:t>
             </w:r>
             <w:r>
               <w:rPr>
@@ -749,14 +754,14 @@
               <w:noProof/>
             </w:rPr>
           </w:pPr>
-          <w:hyperlink w:anchor="_Toc201820775" w:history="1">
+          <w:hyperlink w:anchor="_Toc201844603" w:history="1">
             <w:r>
               <w:rPr>
                 <w:rStyle w:val="Hyperlink"/>
                 <w:noProof/>
                 <w:lang w:val="fr-FR"/>
               </w:rPr>
-              <w:t>Les merges</w:t>
+              <w:t>Les commits</w:t>
             </w:r>
             <w:r>
               <w:rPr>
@@ -777,7 +782,7 @@
                 <w:noProof/>
                 <w:webHidden/>
               </w:rPr>
-              <w:instrText xml:space="preserve"> PAGEREF _Toc201820775 \h </w:instrText>
+              <w:instrText xml:space="preserve"> PAGEREF _Toc201844603 \h </w:instrText>
             </w:r>
             <w:r>
               <w:rPr>
@@ -797,7 +802,7 @@
                 <w:noProof/>
                 <w:webHidden/>
               </w:rPr>
-              <w:t>9</w:t>
+              <w:t>8</w:t>
             </w:r>
             <w:r>
               <w:rPr>
@@ -819,14 +824,14 @@
               <w:noProof/>
             </w:rPr>
           </w:pPr>
-          <w:hyperlink w:anchor="_Toc201820776" w:history="1">
+          <w:hyperlink w:anchor="_Toc201844604" w:history="1">
             <w:r>
               <w:rPr>
                 <w:rStyle w:val="Hyperlink"/>
                 <w:noProof/>
                 <w:lang w:val="fr-FR"/>
               </w:rPr>
-              <w:t>Merge de la branche courante vers la branche master</w:t>
+              <w:t>Switch-checkout vers un commit</w:t>
             </w:r>
             <w:r>
               <w:rPr>
@@ -847,7 +852,7 @@
                 <w:noProof/>
                 <w:webHidden/>
               </w:rPr>
-              <w:instrText xml:space="preserve"> PAGEREF _Toc201820776 \h </w:instrText>
+              <w:instrText xml:space="preserve"> PAGEREF _Toc201844604 \h </w:instrText>
             </w:r>
             <w:r>
               <w:rPr>
@@ -867,7 +872,7 @@
                 <w:noProof/>
                 <w:webHidden/>
               </w:rPr>
-              <w:t>9</w:t>
+              <w:t>8</w:t>
             </w:r>
             <w:r>
               <w:rPr>
@@ -889,13 +894,14 @@
               <w:noProof/>
             </w:rPr>
           </w:pPr>
-          <w:hyperlink w:anchor="_Toc201820777" w:history="1">
+          <w:hyperlink w:anchor="_Toc201844605" w:history="1">
             <w:r>
               <w:rPr>
                 <w:rStyle w:val="Hyperlink"/>
                 <w:noProof/>
-              </w:rPr>
-              <w:t>Abandon d’un merge</w:t>
+                <w:lang w:val="fr-FR"/>
+              </w:rPr>
+              <w:t>Revert vers le commit précédant</w:t>
             </w:r>
             <w:r>
               <w:rPr>
@@ -916,7 +922,77 @@
                 <w:noProof/>
                 <w:webHidden/>
               </w:rPr>
-              <w:instrText xml:space="preserve"> PAGEREF _Toc201820777 \h </w:instrText>
+              <w:instrText xml:space="preserve"> PAGEREF _Toc201844605 \h </w:instrText>
+            </w:r>
+            <w:r>
+              <w:rPr>
+                <w:noProof/>
+                <w:webHidden/>
+              </w:rPr>
+            </w:r>
+            <w:r>
+              <w:rPr>
+                <w:noProof/>
+                <w:webHidden/>
+              </w:rPr>
+              <w:fldChar w:fldCharType="separate"/>
+            </w:r>
+            <w:r>
+              <w:rPr>
+                <w:noProof/>
+                <w:webHidden/>
+              </w:rPr>
+              <w:t>9</w:t>
+            </w:r>
+            <w:r>
+              <w:rPr>
+                <w:noProof/>
+                <w:webHidden/>
+              </w:rPr>
+              <w:fldChar w:fldCharType="end"/>
+            </w:r>
+          </w:hyperlink>
+        </w:p>
+        <w:p>
+          <w:pPr>
+            <w:pStyle w:val="TOC1"/>
+            <w:tabs>
+              <w:tab w:val="right" w:leader="dot" w:pos="9350"/>
+            </w:tabs>
+            <w:rPr>
+              <w:rFonts w:eastAsiaTheme="minorEastAsia"/>
+              <w:noProof/>
+            </w:rPr>
+          </w:pPr>
+          <w:hyperlink w:anchor="_Toc201844606" w:history="1">
+            <w:r>
+              <w:rPr>
+                <w:rStyle w:val="Hyperlink"/>
+                <w:noProof/>
+                <w:lang w:val="fr-FR"/>
+              </w:rPr>
+              <w:t>Les merges</w:t>
+            </w:r>
+            <w:r>
+              <w:rPr>
+                <w:noProof/>
+                <w:webHidden/>
+              </w:rPr>
+              <w:tab/>
+            </w:r>
+            <w:r>
+              <w:rPr>
+                <w:noProof/>
+                <w:webHidden/>
+              </w:rPr>
+              <w:fldChar w:fldCharType="begin"/>
+            </w:r>
+            <w:r>
+              <w:rPr>
+                <w:noProof/>
+                <w:webHidden/>
+              </w:rPr>
+              <w:instrText xml:space="preserve"> PAGEREF _Toc201844606 \h </w:instrText>
             </w:r>
             <w:r>
               <w:rPr>
@@ -958,13 +1034,14 @@
               <w:noProof/>
             </w:rPr>
           </w:pPr>
-          <w:hyperlink w:anchor="_Toc201820778" w:history="1">
+          <w:hyperlink w:anchor="_Toc201844607" w:history="1">
             <w:r>
               <w:rPr>
                 <w:rStyle w:val="Hyperlink"/>
                 <w:noProof/>
-              </w:rPr>
-              <w:t>Résolutions en cas de conflit</w:t>
+                <w:lang w:val="fr-FR"/>
+              </w:rPr>
+              <w:t>Merge de la branche courante vers la branche master</w:t>
             </w:r>
             <w:r>
               <w:rPr>
@@ -985,7 +1062,7 @@
                 <w:noProof/>
                 <w:webHidden/>
               </w:rPr>
-              <w:instrText xml:space="preserve"> PAGEREF _Toc201820778 \h </w:instrText>
+              <w:instrText xml:space="preserve"> PAGEREF _Toc201844607 \h </w:instrText>
             </w:r>
             <w:r>
               <w:rPr>
@@ -1005,7 +1082,7 @@
                 <w:noProof/>
                 <w:webHidden/>
               </w:rPr>
-              <w:t>11</w:t>
+              <w:t>10</w:t>
             </w:r>
             <w:r>
               <w:rPr>
@@ -1027,14 +1104,13 @@
               <w:noProof/>
             </w:rPr>
           </w:pPr>
-          <w:hyperlink w:anchor="_Toc201820779" w:history="1">
+          <w:hyperlink w:anchor="_Toc201844608" w:history="1">
             <w:r>
               <w:rPr>
                 <w:rStyle w:val="Hyperlink"/>
                 <w:noProof/>
-                <w:lang w:val="fr-FR"/>
-              </w:rPr>
-              <w:t>Visualisation des différences en cas de conflit</w:t>
+              </w:rPr>
+              <w:t>Abandon d’un merge</w:t>
             </w:r>
             <w:r>
               <w:rPr>
@@ -1055,7 +1131,7 @@
                 <w:noProof/>
                 <w:webHidden/>
               </w:rPr>
-              <w:instrText xml:space="preserve"> PAGEREF _Toc201820779 \h </w:instrText>
+              <w:instrText xml:space="preserve"> PAGEREF _Toc201844608 \h </w:instrText>
             </w:r>
             <w:r>
               <w:rPr>
@@ -1075,7 +1151,7 @@
                 <w:noProof/>
                 <w:webHidden/>
               </w:rPr>
-              <w:t>12</w:t>
+              <w:t>11</w:t>
             </w:r>
             <w:r>
               <w:rPr>
@@ -1097,13 +1173,152 @@
               <w:noProof/>
             </w:rPr>
           </w:pPr>
-          <w:hyperlink w:anchor="_Toc201820780" w:history="1">
+          <w:hyperlink w:anchor="_Toc201844609" w:history="1">
             <w:r>
               <w:rPr>
                 <w:rStyle w:val="Hyperlink"/>
                 <w:noProof/>
+              </w:rPr>
+              <w:t>Résolutions en cas de conflit</w:t>
+            </w:r>
+            <w:r>
+              <w:rPr>
+                <w:noProof/>
+                <w:webHidden/>
+              </w:rPr>
+              <w:tab/>
+            </w:r>
+            <w:r>
+              <w:rPr>
+                <w:noProof/>
+                <w:webHidden/>
+              </w:rPr>
+              <w:fldChar w:fldCharType="begin"/>
+            </w:r>
+            <w:r>
+              <w:rPr>
+                <w:noProof/>
+                <w:webHidden/>
+              </w:rPr>
+              <w:instrText xml:space="preserve"> PAGEREF _Toc201844609 \h </w:instrText>
+            </w:r>
+            <w:r>
+              <w:rPr>
+                <w:noProof/>
+                <w:webHidden/>
+              </w:rPr>
+            </w:r>
+            <w:r>
+              <w:rPr>
+                <w:noProof/>
+                <w:webHidden/>
+              </w:rPr>
+              <w:fldChar w:fldCharType="separate"/>
+            </w:r>
+            <w:r>
+              <w:rPr>
+                <w:noProof/>
+                <w:webHidden/>
+              </w:rPr>
+              <w:t>12</w:t>
+            </w:r>
+            <w:r>
+              <w:rPr>
+                <w:noProof/>
+                <w:webHidden/>
+              </w:rPr>
+              <w:fldChar w:fldCharType="end"/>
+            </w:r>
+          </w:hyperlink>
+        </w:p>
+        <w:p>
+          <w:pPr>
+            <w:pStyle w:val="TOC2"/>
+            <w:tabs>
+              <w:tab w:val="right" w:leader="dot" w:pos="9350"/>
+            </w:tabs>
+            <w:rPr>
+              <w:rFonts w:eastAsiaTheme="minorEastAsia"/>
+              <w:noProof/>
+            </w:rPr>
+          </w:pPr>
+          <w:hyperlink w:anchor="_Toc201844610" w:history="1">
+            <w:r>
+              <w:rPr>
+                <w:rStyle w:val="Hyperlink"/>
+                <w:noProof/>
                 <w:lang w:val="fr-FR"/>
               </w:rPr>
+              <w:t>Visualisation des différences en cas de conflit</w:t>
+            </w:r>
+            <w:r>
+              <w:rPr>
+                <w:noProof/>
+                <w:webHidden/>
+              </w:rPr>
+              <w:tab/>
+            </w:r>
+            <w:r>
+              <w:rPr>
+                <w:noProof/>
+                <w:webHidden/>
+              </w:rPr>
+              <w:fldChar w:fldCharType="begin"/>
+            </w:r>
+            <w:r>
+              <w:rPr>
+                <w:noProof/>
+                <w:webHidden/>
+              </w:rPr>
+              <w:instrText xml:space="preserve"> PAGEREF _Toc201844610 \h </w:instrText>
+            </w:r>
+            <w:r>
+              <w:rPr>
+                <w:noProof/>
+                <w:webHidden/>
+              </w:rPr>
+            </w:r>
+            <w:r>
+              <w:rPr>
+                <w:noProof/>
+                <w:webHidden/>
+              </w:rPr>
+              <w:fldChar w:fldCharType="separate"/>
+            </w:r>
+            <w:r>
+              <w:rPr>
+                <w:noProof/>
+                <w:webHidden/>
+              </w:rPr>
+              <w:t>13</w:t>
+            </w:r>
+            <w:r>
+              <w:rPr>
+                <w:noProof/>
+                <w:webHidden/>
+              </w:rPr>
+              <w:fldChar w:fldCharType="end"/>
+            </w:r>
+          </w:hyperlink>
+        </w:p>
+        <w:p>
+          <w:pPr>
+            <w:pStyle w:val="TOC2"/>
+            <w:tabs>
+              <w:tab w:val="right" w:leader="dot" w:pos="9350"/>
+            </w:tabs>
+            <w:rPr>
+              <w:rFonts w:eastAsiaTheme="minorEastAsia"/>
+              <w:noProof/>
+            </w:rPr>
+          </w:pPr>
+          <w:hyperlink w:anchor="_Toc201844611" w:history="1">
+            <w:r>
+              <w:rPr>
+                <w:rStyle w:val="Hyperlink"/>
+                <w:noProof/>
+                <w:lang w:val="fr-FR"/>
+              </w:rPr>
               <w:t>Commit de validation après résolution d’un conflit</w:t>
             </w:r>
             <w:r>
@@ -1125,7 +1340,7 @@
                 <w:noProof/>
                 <w:webHidden/>
               </w:rPr>
-              <w:instrText xml:space="preserve"> PAGEREF _Toc201820780 \h </w:instrText>
+              <w:instrText xml:space="preserve"> PAGEREF _Toc201844611 \h </w:instrText>
             </w:r>
             <w:r>
               <w:rPr>
@@ -1145,7 +1360,7 @@
                 <w:noProof/>
                 <w:webHidden/>
               </w:rPr>
-              <w:t>13</w:t>
+              <w:t>14</w:t>
             </w:r>
             <w:r>
               <w:rPr>
@@ -1167,7 +1382,7 @@
               <w:noProof/>
             </w:rPr>
           </w:pPr>
-          <w:hyperlink w:anchor="_Toc201820781" w:history="1">
+          <w:hyperlink w:anchor="_Toc201844612" w:history="1">
             <w:r>
               <w:rPr>
                 <w:rStyle w:val="Hyperlink"/>
@@ -1195,7 +1410,7 @@
                 <w:noProof/>
                 <w:webHidden/>
               </w:rPr>
-              <w:instrText xml:space="preserve"> PAGEREF _Toc201820781 \h </w:instrText>
+              <w:instrText xml:space="preserve"> PAGEREF _Toc201844612 \h </w:instrText>
             </w:r>
             <w:r>
               <w:rPr>
@@ -1215,7 +1430,7 @@
                 <w:noProof/>
                 <w:webHidden/>
               </w:rPr>
-              <w:t>14</w:t>
+              <w:t>15</w:t>
             </w:r>
             <w:r>
               <w:rPr>
@@ -1249,7 +1464,6 @@
         </w:rPr>
       </w:pPr>
       <w:r>
-        <w:lastRenderedPageBreak/>
         <w:br w:type="page"/>
       </w:r>
     </w:p>
@@ -1260,13 +1474,37 @@
           <w:lang w:val="fr-FR"/>
         </w:rPr>
       </w:pPr>
-      <w:bookmarkStart w:id="0" w:name="_Toc201820767"/>
+      <w:bookmarkStart w:id="0" w:name="_Toc201844595"/>
       <w:r>
         <w:rPr>
           <w:lang w:val="fr-FR"/>
         </w:rPr>
         <w:lastRenderedPageBreak/>
-        <w:t>Importation d’un projet dans le Workspace et premier commit</w:t>
+        <w:t xml:space="preserve">Importation d’un projet </w:t>
+      </w:r>
+      <w:r>
+        <w:rPr>
+          <w:lang w:val="fr-FR"/>
+        </w:rPr>
+        <w:t xml:space="preserve">existant (non suivi en VC) </w:t>
+      </w:r>
+      <w:r>
+        <w:rPr>
+          <w:lang w:val="fr-FR"/>
+        </w:rPr>
+        <w:t xml:space="preserve">dans le Workspace </w:t>
+      </w:r>
+      <w:r>
+        <w:rPr>
+          <w:lang w:val="fr-FR"/>
+        </w:rPr>
+        <w:t>puis</w:t>
+      </w:r>
+      <w:r>
+        <w:rPr>
+          <w:lang w:val="fr-FR"/>
+        </w:rPr>
+        <w:t xml:space="preserve"> premier commit</w:t>
       </w:r>
       <w:r>
         <w:rPr>
@@ -1367,7 +1605,7 @@
           <w:lang w:val="fr-FR"/>
         </w:rPr>
       </w:pPr>
-      <w:bookmarkStart w:id="1" w:name="_Toc201820768"/>
+      <w:bookmarkStart w:id="1" w:name="_Toc201844596"/>
       <w:r>
         <w:rPr>
           <w:lang w:val="fr-FR"/>
@@ -1396,10 +1634,10 @@
           <w:lang w:val="fr-FR"/>
         </w:rPr>
         <w:drawing>
-          <wp:inline distT="0" distB="0" distL="0" distR="0" wp14:anchorId="68BD58AD" wp14:editId="31F340F1">
-            <wp:extent cx="6676716" cy="7437120"/>
+          <wp:inline distT="0" distB="0" distL="0" distR="0" wp14:anchorId="722C8895" wp14:editId="14E2D614">
+            <wp:extent cx="6747345" cy="7505700"/>
             <wp:effectExtent l="0" t="0" r="0" b="0"/>
-            <wp:docPr id="1745806156" name="Picture 1" descr="A screenshot of a computer program"/>
+            <wp:docPr id="728655052" name="Picture 1" descr="A screenshot of a computer"/>
             <wp:cNvGraphicFramePr>
               <a:graphicFrameLocks xmlns:a="http://schemas.openxmlformats.org/drawingml/2006/main" noChangeAspect="1"/>
             </wp:cNvGraphicFramePr>
@@ -1407,7 +1645,7 @@
               <a:graphicData uri="http://schemas.openxmlformats.org/drawingml/2006/picture">
                 <pic:pic xmlns:pic="http://schemas.openxmlformats.org/drawingml/2006/picture">
                   <pic:nvPicPr>
-                    <pic:cNvPr id="1745806156" name="Picture 1" descr="A screenshot of a computer program"/>
+                    <pic:cNvPr id="728655052" name="Picture 1" descr="A screenshot of a computer"/>
                     <pic:cNvPicPr/>
                   </pic:nvPicPr>
                   <pic:blipFill>
@@ -1419,7 +1657,7 @@
                   <pic:spPr>
                     <a:xfrm>
                       <a:off x="0" y="0"/>
-                      <a:ext cx="6694358" cy="7456771"/>
+                      <a:ext cx="6768629" cy="7529377"/>
                     </a:xfrm>
                     <a:prstGeom prst="rect">
                       <a:avLst/>
@@ -1439,7 +1677,173 @@
           <w:lang w:val="fr-FR"/>
         </w:rPr>
       </w:pPr>
-      <w:bookmarkStart w:id="2" w:name="_Toc201820769"/>
+      <w:bookmarkStart w:id="2" w:name="_Toc201844597"/>
+      <w:proofErr w:type="gramStart"/>
+      <w:r>
+        <w:rPr>
+          <w:lang w:val="fr-FR"/>
+        </w:rPr>
+        <w:lastRenderedPageBreak/>
+        <w:t>clone</w:t>
+      </w:r>
+      <w:proofErr w:type="gramEnd"/>
+      <w:r>
+        <w:rPr>
+          <w:lang w:val="fr-FR"/>
+        </w:rPr>
+        <w:t xml:space="preserve"> et pull</w:t>
+      </w:r>
+      <w:bookmarkEnd w:id="2"/>
+    </w:p>
+    <w:p>
+      <w:pPr>
+        <w:pStyle w:val="Heading2"/>
+        <w:rPr>
+          <w:lang w:val="fr-FR"/>
+        </w:rPr>
+      </w:pPr>
+      <w:bookmarkStart w:id="3" w:name="_Toc201844598"/>
+      <w:proofErr w:type="gramStart"/>
+      <w:r>
+        <w:rPr>
+          <w:lang w:val="fr-FR"/>
+        </w:rPr>
+        <w:t>clone</w:t>
+      </w:r>
+      <w:proofErr w:type="gramEnd"/>
+      <w:r>
+        <w:rPr>
+          <w:lang w:val="fr-FR"/>
+        </w:rPr>
+        <w:t xml:space="preserve"> : importe un projet complet </w:t>
+      </w:r>
+      <w:r>
+        <w:rPr>
+          <w:lang w:val="fr-FR"/>
+        </w:rPr>
+        <w:t>se trouvant dans un dépôt distant</w:t>
+      </w:r>
+      <w:bookmarkEnd w:id="3"/>
+    </w:p>
+    <w:p>
+      <w:pPr>
+        <w:pStyle w:val="Heading2"/>
+        <w:rPr>
+          <w:lang w:val="fr-FR"/>
+        </w:rPr>
+      </w:pPr>
+      <w:bookmarkStart w:id="4" w:name="_Toc201844599"/>
+      <w:proofErr w:type="gramStart"/>
+      <w:r>
+        <w:rPr>
+          <w:lang w:val="fr-FR"/>
+        </w:rPr>
+        <w:t>pull</w:t>
+      </w:r>
+      <w:proofErr w:type="gramEnd"/>
+      <w:r>
+        <w:rPr>
+          <w:lang w:val="fr-FR"/>
+        </w:rPr>
+        <w:t xml:space="preserve"> : </w:t>
+      </w:r>
+      <w:r>
+        <w:rPr>
+          <w:lang w:val="fr-FR"/>
+        </w:rPr>
+        <w:t xml:space="preserve">met à jour un dépôt local </w:t>
+      </w:r>
+      <w:r>
+        <w:rPr>
+          <w:lang w:val="fr-FR"/>
+        </w:rPr>
+        <w:t>puis</w:t>
+      </w:r>
+      <w:r>
+        <w:rPr>
+          <w:lang w:val="fr-FR"/>
+        </w:rPr>
+        <w:t xml:space="preserve"> fusionne les changements</w:t>
+      </w:r>
+      <w:bookmarkEnd w:id="4"/>
+    </w:p>
+    <w:p>
+      <w:r>
+        <w:drawing>
+          <wp:inline distT="0" distB="0" distL="0" distR="0" wp14:anchorId="7BE5D516" wp14:editId="55415EC9">
+            <wp:extent cx="5433427" cy="6553200"/>
+            <wp:effectExtent l="0" t="0" r="0" b="0"/>
+            <wp:docPr id="1730751761" name="Picture 2" descr="A screenshot of a computer"/>
+            <wp:cNvGraphicFramePr>
+              <a:graphicFrameLocks xmlns:a="http://schemas.openxmlformats.org/drawingml/2006/main" noChangeAspect="1"/>
+            </wp:cNvGraphicFramePr>
+            <a:graphic xmlns:a="http://schemas.openxmlformats.org/drawingml/2006/main">
+              <a:graphicData uri="http://schemas.openxmlformats.org/drawingml/2006/picture">
+                <pic:pic xmlns:pic="http://schemas.openxmlformats.org/drawingml/2006/picture">
+                  <pic:nvPicPr>
+                    <pic:cNvPr id="1730751761" name="Picture 2" descr="A screenshot of a computer"/>
+                    <pic:cNvPicPr>
+                      <a:picLocks noChangeAspect="1" noChangeArrowheads="1"/>
+                    </pic:cNvPicPr>
+                  </pic:nvPicPr>
+                  <pic:blipFill>
+                    <a:blip r:embed="rId11">
+                      <a:extLst>
+                        <a:ext uri="{28A0092B-C50C-407E-A947-70E740481C1C}">
+                          <a14:useLocalDpi xmlns:a14="http://schemas.microsoft.com/office/drawing/2010/main" val="0"/>
+                        </a:ext>
+                      </a:extLst>
+                    </a:blip>
+                    <a:srcRect/>
+                    <a:stretch>
+                      <a:fillRect/>
+                    </a:stretch>
+                  </pic:blipFill>
+                  <pic:spPr bwMode="auto">
+                    <a:xfrm>
+                      <a:off x="0" y="0"/>
+                      <a:ext cx="5444488" cy="6566540"/>
+                    </a:xfrm>
+                    <a:prstGeom prst="rect">
+                      <a:avLst/>
+                    </a:prstGeom>
+                    <a:noFill/>
+                    <a:ln>
+                      <a:noFill/>
+                    </a:ln>
+                  </pic:spPr>
+                </pic:pic>
+              </a:graphicData>
+            </a:graphic>
+          </wp:inline>
+        </w:drawing>
+      </w:r>
+    </w:p>
+    <w:p>
+      <w:pPr>
+        <w:rPr>
+          <w:rFonts w:asciiTheme="majorHAnsi" w:eastAsiaTheme="majorEastAsia" w:hAnsiTheme="majorHAnsi" w:cstheme="majorBidi"/>
+          <w:color w:val="0F4761" w:themeColor="accent1" w:themeShade="BF"/>
+          <w:sz w:val="40"/>
+          <w:szCs w:val="40"/>
+          <w:lang w:val="fr-FR"/>
+        </w:rPr>
+      </w:pPr>
+      <w:r>
+        <w:rPr>
+          <w:lang w:val="fr-FR"/>
+        </w:rPr>
+        <w:br w:type="page"/>
+      </w:r>
+    </w:p>
+    <w:p>
+      <w:pPr>
+        <w:pStyle w:val="Heading1"/>
+        <w:rPr>
+          <w:lang w:val="fr-FR"/>
+        </w:rPr>
+      </w:pPr>
+      <w:bookmarkStart w:id="5" w:name="_Toc201844600"/>
       <w:r>
         <w:rPr>
           <w:lang w:val="fr-FR"/>
@@ -1447,7 +1851,7 @@
         <w:lastRenderedPageBreak/>
         <w:t>Les branches</w:t>
       </w:r>
-      <w:bookmarkEnd w:id="2"/>
+      <w:bookmarkEnd w:id="5"/>
     </w:p>
     <w:p>
       <w:pPr>
@@ -1456,13 +1860,13 @@
           <w:lang w:val="fr-FR"/>
         </w:rPr>
       </w:pPr>
-      <w:bookmarkStart w:id="3" w:name="_Toc201820770"/>
+      <w:bookmarkStart w:id="6" w:name="_Toc201844601"/>
       <w:r>
         <w:rPr>
           <w:noProof/>
         </w:rPr>
         <w:drawing>
-          <wp:anchor distT="0" distB="0" distL="114300" distR="114300" simplePos="0" relativeHeight="251660288" behindDoc="1" locked="0" layoutInCell="1" allowOverlap="1" wp14:anchorId="5A89EEBC" wp14:editId="058021C4">
+          <wp:anchor distT="0" distB="0" distL="114300" distR="114300" simplePos="0" relativeHeight="251660288" behindDoc="1" locked="0" layoutInCell="1" allowOverlap="1" wp14:anchorId="5A89EEBC" wp14:editId="5A01E16B">
             <wp:simplePos x="0" y="0"/>
             <wp:positionH relativeFrom="margin">
               <wp:align>left</wp:align>
@@ -1485,7 +1889,7 @@
                     <pic:cNvPicPr/>
                   </pic:nvPicPr>
                   <pic:blipFill>
-                    <a:blip r:embed="rId11" cstate="print">
+                    <a:blip r:embed="rId12" cstate="print">
                       <a:extLst>
                         <a:ext uri="{28A0092B-C50C-407E-A947-70E740481C1C}">
                           <a14:useLocalDpi xmlns:a14="http://schemas.microsoft.com/office/drawing/2010/main" val="0"/>
@@ -1529,7 +1933,7 @@
         </w:rPr>
         <w:t>branche</w:t>
       </w:r>
-      <w:bookmarkEnd w:id="3"/>
+      <w:bookmarkEnd w:id="6"/>
     </w:p>
     <w:p>
       <w:pPr>
@@ -1545,14 +1949,32 @@
         </w:rPr>
         <w:br w:type="page"/>
       </w:r>
-      <w:bookmarkStart w:id="4" w:name="_Toc201820771"/>
+      <w:bookmarkStart w:id="7" w:name="_Toc201844602"/>
+      <w:r>
+        <w:rPr>
+          <w:lang w:val="fr-FR"/>
+        </w:rPr>
+        <w:lastRenderedPageBreak/>
+        <w:t>Switch</w:t>
+      </w:r>
+      <w:r>
+        <w:rPr>
+          <w:lang w:val="fr-FR"/>
+        </w:rPr>
+        <w:t>-</w:t>
+      </w:r>
       <w:proofErr w:type="spellStart"/>
       <w:r>
         <w:rPr>
           <w:lang w:val="fr-FR"/>
         </w:rPr>
-        <w:lastRenderedPageBreak/>
-        <w:t>Switchout</w:t>
+        <w:t>check</w:t>
+      </w:r>
+      <w:r>
+        <w:rPr>
+          <w:lang w:val="fr-FR"/>
+        </w:rPr>
+        <w:t>out</w:t>
       </w:r>
       <w:proofErr w:type="spellEnd"/>
       <w:r>
@@ -1561,7 +1983,7 @@
         </w:rPr>
         <w:t xml:space="preserve"> vers une branche</w:t>
       </w:r>
-      <w:bookmarkEnd w:id="4"/>
+      <w:bookmarkEnd w:id="7"/>
       <w:r>
         <w:rPr>
           <w:noProof/>
@@ -1598,7 +2020,7 @@
                     <pic:cNvPicPr/>
                   </pic:nvPicPr>
                   <pic:blipFill>
-                    <a:blip r:embed="rId12"/>
+                    <a:blip r:embed="rId13"/>
                     <a:stretch>
                       <a:fillRect/>
                     </a:stretch>
@@ -1642,7 +2064,7 @@
           <w:lang w:val="fr-FR"/>
         </w:rPr>
       </w:pPr>
-      <w:bookmarkStart w:id="5" w:name="_Toc201820772"/>
+      <w:bookmarkStart w:id="8" w:name="_Toc201844603"/>
       <w:r>
         <w:rPr>
           <w:rStyle w:val="Heading2Char"/>
@@ -1663,7 +2085,7 @@
         </w:rPr>
         <w:t>commits</w:t>
       </w:r>
-      <w:bookmarkEnd w:id="5"/>
+      <w:bookmarkEnd w:id="8"/>
       <w:proofErr w:type="spellEnd"/>
     </w:p>
     <w:p>
@@ -1673,14 +2095,35 @@
           <w:lang w:val="fr-FR"/>
         </w:rPr>
       </w:pPr>
-      <w:bookmarkStart w:id="6" w:name="_Toc201820773"/>
+      <w:bookmarkStart w:id="9" w:name="_Toc201844604"/>
+      <w:r>
+        <w:rPr>
+          <w:rStyle w:val="Heading2Char"/>
+          <w:lang w:val="fr-FR"/>
+        </w:rPr>
+        <w:t>Switch</w:t>
+      </w:r>
+      <w:r>
+        <w:rPr>
+          <w:rStyle w:val="Heading2Char"/>
+          <w:lang w:val="fr-FR"/>
+        </w:rPr>
+        <w:t>-</w:t>
+      </w:r>
       <w:proofErr w:type="spellStart"/>
       <w:r>
         <w:rPr>
           <w:rStyle w:val="Heading2Char"/>
           <w:lang w:val="fr-FR"/>
         </w:rPr>
-        <w:t>Switchout</w:t>
+        <w:t>check</w:t>
+      </w:r>
+      <w:r>
+        <w:rPr>
+          <w:rStyle w:val="Heading2Char"/>
+          <w:lang w:val="fr-FR"/>
+        </w:rPr>
+        <w:t>out</w:t>
       </w:r>
       <w:proofErr w:type="spellEnd"/>
       <w:r>
@@ -1690,7 +2133,7 @@
         </w:rPr>
         <w:t xml:space="preserve"> vers un commit</w:t>
       </w:r>
-      <w:bookmarkEnd w:id="6"/>
+      <w:bookmarkEnd w:id="9"/>
       <w:r>
         <w:rPr>
           <w:noProof/>
@@ -1738,7 +2181,7 @@
                     <pic:cNvPicPr/>
                   </pic:nvPicPr>
                   <pic:blipFill>
-                    <a:blip r:embed="rId13"/>
+                    <a:blip r:embed="rId14"/>
                     <a:stretch>
                       <a:fillRect/>
                     </a:stretch>
@@ -1766,7 +2209,7 @@
           <w:lang w:val="fr-FR"/>
         </w:rPr>
       </w:pPr>
-      <w:bookmarkStart w:id="7" w:name="_Toc201820774"/>
+      <w:bookmarkStart w:id="10" w:name="_Toc201844605"/>
       <w:r>
         <w:rPr>
           <w:noProof/>
@@ -1796,7 +2239,7 @@
                     <pic:cNvPicPr/>
                   </pic:nvPicPr>
                   <pic:blipFill>
-                    <a:blip r:embed="rId14">
+                    <a:blip r:embed="rId15">
                       <a:extLst>
                         <a:ext uri="{28A0092B-C50C-407E-A947-70E740481C1C}">
                           <a14:useLocalDpi xmlns:a14="http://schemas.microsoft.com/office/drawing/2010/main" val="0"/>
@@ -1840,9 +2283,15 @@
         <w:rPr>
           <w:lang w:val="fr-FR"/>
         </w:rPr>
-        <w:t xml:space="preserve"> vers le dernier commit</w:t>
-      </w:r>
-      <w:bookmarkEnd w:id="7"/>
+        <w:t xml:space="preserve"> vers le commit</w:t>
+      </w:r>
+      <w:r>
+        <w:rPr>
+          <w:lang w:val="fr-FR"/>
+        </w:rPr>
+        <w:t xml:space="preserve"> précédant</w:t>
+      </w:r>
+      <w:bookmarkEnd w:id="10"/>
     </w:p>
     <w:p>
       <w:pPr>
@@ -1864,7 +2313,7 @@
           <w:lang w:val="fr-FR"/>
         </w:rPr>
       </w:pPr>
-      <w:bookmarkStart w:id="8" w:name="_Toc201820775"/>
+      <w:bookmarkStart w:id="11" w:name="_Toc201844606"/>
       <w:r>
         <w:rPr>
           <w:lang w:val="fr-FR"/>
@@ -1872,7 +2321,7 @@
         <w:lastRenderedPageBreak/>
         <w:t>Les merges</w:t>
       </w:r>
-      <w:bookmarkEnd w:id="8"/>
+      <w:bookmarkEnd w:id="11"/>
     </w:p>
     <w:p>
       <w:pPr>
@@ -1881,7 +2330,7 @@
           <w:lang w:val="fr-FR"/>
         </w:rPr>
       </w:pPr>
-      <w:bookmarkStart w:id="9" w:name="_Toc201820776"/>
+      <w:bookmarkStart w:id="12" w:name="_Toc201844607"/>
       <w:r>
         <w:rPr>
           <w:lang w:val="fr-FR"/>
@@ -1918,7 +2367,7 @@
         </w:rPr>
         <w:t xml:space="preserve"> la branche master</w:t>
       </w:r>
-      <w:bookmarkEnd w:id="9"/>
+      <w:bookmarkEnd w:id="12"/>
     </w:p>
     <w:p>
       <w:r>
@@ -1941,7 +2390,7 @@
                     <pic:cNvPicPr/>
                   </pic:nvPicPr>
                   <pic:blipFill>
-                    <a:blip r:embed="rId15"/>
+                    <a:blip r:embed="rId16"/>
                     <a:stretch>
                       <a:fillRect/>
                     </a:stretch>
@@ -1966,12 +2415,12 @@
       <w:pPr>
         <w:pStyle w:val="Heading2"/>
       </w:pPr>
-      <w:bookmarkStart w:id="10" w:name="_Toc201820777"/>
+      <w:bookmarkStart w:id="13" w:name="_Toc201844608"/>
       <w:r>
         <w:lastRenderedPageBreak/>
         <w:t>Abandon d’un merge</w:t>
       </w:r>
-      <w:bookmarkEnd w:id="10"/>
+      <w:bookmarkEnd w:id="13"/>
     </w:p>
     <w:p/>
     <w:p>
@@ -1995,7 +2444,7 @@
                     <pic:cNvPicPr/>
                   </pic:nvPicPr>
                   <pic:blipFill>
-                    <a:blip r:embed="rId16"/>
+                    <a:blip r:embed="rId17"/>
                     <a:stretch>
                       <a:fillRect/>
                     </a:stretch>
@@ -2025,7 +2474,7 @@
       <w:pPr>
         <w:pStyle w:val="Heading2"/>
       </w:pPr>
-      <w:bookmarkStart w:id="11" w:name="_Toc201820778"/>
+      <w:bookmarkStart w:id="14" w:name="_Toc201844609"/>
       <w:proofErr w:type="spellStart"/>
       <w:r>
         <w:lastRenderedPageBreak/>
@@ -2058,7 +2507,7 @@
       <w:r>
         <w:t>conflit</w:t>
       </w:r>
-      <w:bookmarkEnd w:id="11"/>
+      <w:bookmarkEnd w:id="14"/>
       <w:proofErr w:type="spellEnd"/>
     </w:p>
     <w:p/>
@@ -2083,7 +2532,7 @@
                     <pic:cNvPicPr/>
                   </pic:nvPicPr>
                   <pic:blipFill>
-                    <a:blip r:embed="rId17"/>
+                    <a:blip r:embed="rId18"/>
                     <a:stretch>
                       <a:fillRect/>
                     </a:stretch>
@@ -2116,7 +2565,7 @@
           <w:lang w:val="fr-FR"/>
         </w:rPr>
       </w:pPr>
-      <w:bookmarkStart w:id="12" w:name="_Toc201820779"/>
+      <w:bookmarkStart w:id="15" w:name="_Toc201844610"/>
       <w:r>
         <w:rPr>
           <w:lang w:val="fr-FR"/>
@@ -2130,7 +2579,7 @@
         </w:rPr>
         <w:t>e conflit</w:t>
       </w:r>
-      <w:bookmarkEnd w:id="12"/>
+      <w:bookmarkEnd w:id="15"/>
     </w:p>
     <w:p>
       <w:pPr>
@@ -2166,7 +2615,7 @@
                     <pic:cNvPicPr/>
                   </pic:nvPicPr>
                   <pic:blipFill>
-                    <a:blip r:embed="rId18"/>
+                    <a:blip r:embed="rId19"/>
                     <a:stretch>
                       <a:fillRect/>
                     </a:stretch>
@@ -2207,7 +2656,7 @@
           <w:lang w:val="fr-FR"/>
         </w:rPr>
       </w:pPr>
-      <w:bookmarkStart w:id="13" w:name="_Toc201820780"/>
+      <w:bookmarkStart w:id="16" w:name="_Toc201844611"/>
       <w:r>
         <w:rPr>
           <w:lang w:val="fr-FR"/>
@@ -2233,7 +2682,7 @@
         </w:rPr>
         <w:t xml:space="preserve"> conflit</w:t>
       </w:r>
-      <w:bookmarkEnd w:id="13"/>
+      <w:bookmarkEnd w:id="16"/>
     </w:p>
     <w:p>
       <w:pPr>
@@ -2269,7 +2718,7 @@
                     <pic:cNvPicPr/>
                   </pic:nvPicPr>
                   <pic:blipFill>
-                    <a:blip r:embed="rId19"/>
+                    <a:blip r:embed="rId20"/>
                     <a:stretch>
                       <a:fillRect/>
                     </a:stretch>
@@ -2297,7 +2746,7 @@
           <w:lang w:val="fr-FR"/>
         </w:rPr>
       </w:pPr>
-      <w:bookmarkStart w:id="14" w:name="_Toc201820781"/>
+      <w:bookmarkStart w:id="17" w:name="_Toc201844612"/>
       <w:r>
         <w:rPr>
           <w:lang w:val="fr-FR"/>
@@ -2305,7 +2754,7 @@
         <w:lastRenderedPageBreak/>
         <w:t>Vue des changements en attente</w:t>
       </w:r>
-      <w:bookmarkEnd w:id="14"/>
+      <w:bookmarkEnd w:id="17"/>
     </w:p>
     <w:p>
       <w:pPr>
@@ -2341,7 +2790,7 @@
                     <pic:cNvPicPr/>
                   </pic:nvPicPr>
                   <pic:blipFill>
-                    <a:blip r:embed="rId20"/>
+                    <a:blip r:embed="rId21"/>
                     <a:stretch>
                       <a:fillRect/>
                     </a:stretch>
@@ -2363,8 +2812,8 @@
       </w:r>
     </w:p>
     <w:sectPr>
-      <w:headerReference w:type="default" r:id="rId21"/>
-      <w:footerReference w:type="default" r:id="rId22"/>
+      <w:headerReference w:type="default" r:id="rId22"/>
+      <w:footerReference w:type="default" r:id="rId23"/>
       <w:pgSz w:w="12240" w:h="15840"/>
       <w:pgMar w:top="1440" w:right="1440" w:bottom="1440" w:left="1440" w:header="708" w:footer="708" w:gutter="0"/>
       <w:cols w:space="708"/>
@@ -3100,7 +3549,6 @@
   <w:style w:type="character" w:default="1" w:styleId="DefaultParagraphFont">
     <w:name w:val="Default Paragraph Font"/>
     <w:uiPriority w:val="1"/>
-    <w:semiHidden/>
     <w:unhideWhenUsed/>
   </w:style>
   <w:style w:type="table" w:default="1" w:styleId="TableNormal">

--- a/VC tips.docx
+++ b/VC tips.docx
@@ -122,10 +122,10 @@
               <w14:ligatures w14:val="standardContextual"/>
             </w:rPr>
             <w:drawing>
-              <wp:inline distT="0" distB="0" distL="0" distR="0" wp14:anchorId="03339DCA" wp14:editId="1E1CEEAC">
-                <wp:extent cx="4419983" cy="2400508"/>
-                <wp:effectExtent l="0" t="0" r="0" b="0"/>
-                <wp:docPr id="391191395" name="Picture 1" descr="A diagram of a diagram&#10;&#10;AI-generated content may be incorrect."/>
+              <wp:inline distT="0" distB="0" distL="0" distR="0" wp14:anchorId="795A8B88" wp14:editId="5598DCBB">
+                <wp:extent cx="5044877" cy="2400508"/>
+                <wp:effectExtent l="0" t="0" r="3810" b="0"/>
+                <wp:docPr id="1675311805" name="Picture 1" descr="A diagram of a system"/>
                 <wp:cNvGraphicFramePr>
                   <a:graphicFrameLocks xmlns:a="http://schemas.openxmlformats.org/drawingml/2006/main" noChangeAspect="1"/>
                 </wp:cNvGraphicFramePr>
@@ -133,7 +133,7 @@
                   <a:graphicData uri="http://schemas.openxmlformats.org/drawingml/2006/picture">
                     <pic:pic xmlns:pic="http://schemas.openxmlformats.org/drawingml/2006/picture">
                       <pic:nvPicPr>
-                        <pic:cNvPr id="391191395" name="Picture 1" descr="A diagram of a diagram&#10;&#10;AI-generated content may be incorrect."/>
+                        <pic:cNvPr id="1675311805" name="Picture 1" descr="A diagram of a system"/>
                         <pic:cNvPicPr/>
                       </pic:nvPicPr>
                       <pic:blipFill>
@@ -145,7 +145,7 @@
                       <pic:spPr>
                         <a:xfrm>
                           <a:off x="0" y="0"/>
-                          <a:ext cx="4419983" cy="2400508"/>
+                          <a:ext cx="5044877" cy="2400508"/>
                         </a:xfrm>
                         <a:prstGeom prst="rect">
                           <a:avLst/>
@@ -194,14 +194,14 @@
           <w:r>
             <w:fldChar w:fldCharType="separate"/>
           </w:r>
-          <w:hyperlink w:anchor="_Toc201844595" w:history="1">
+          <w:hyperlink w:anchor="_Toc201909937" w:history="1">
             <w:r>
               <w:rPr>
                 <w:rStyle w:val="Hyperlink"/>
                 <w:noProof/>
                 <w:lang w:val="fr-FR"/>
               </w:rPr>
-              <w:t>Importation d’un projet existant (non suivi en VC) dans le Workspace puis premier commit vers le dépôt local</w:t>
+              <w:t>Importation d’un projet local dans le VC (workspace)</w:t>
             </w:r>
             <w:r>
               <w:rPr>
@@ -222,7 +222,7 @@
                 <w:noProof/>
                 <w:webHidden/>
               </w:rPr>
-              <w:instrText xml:space="preserve"> PAGEREF _Toc201844595 \h </w:instrText>
+              <w:instrText xml:space="preserve"> PAGEREF _Toc201909937 \h </w:instrText>
             </w:r>
             <w:r>
               <w:rPr>
@@ -264,7 +264,7 @@
               <w:noProof/>
             </w:rPr>
           </w:pPr>
-          <w:hyperlink w:anchor="_Toc201844596" w:history="1">
+          <w:hyperlink w:anchor="_Toc201909938" w:history="1">
             <w:r>
               <w:rPr>
                 <w:rStyle w:val="Hyperlink"/>
@@ -292,7 +292,7 @@
                 <w:noProof/>
                 <w:webHidden/>
               </w:rPr>
-              <w:instrText xml:space="preserve"> PAGEREF _Toc201844596 \h </w:instrText>
+              <w:instrText xml:space="preserve"> PAGEREF _Toc201909938 \h </w:instrText>
             </w:r>
             <w:r>
               <w:rPr>
@@ -334,14 +334,14 @@
               <w:noProof/>
             </w:rPr>
           </w:pPr>
-          <w:hyperlink w:anchor="_Toc201844597" w:history="1">
+          <w:hyperlink w:anchor="_Toc201909939" w:history="1">
             <w:r>
               <w:rPr>
                 <w:rStyle w:val="Hyperlink"/>
                 <w:noProof/>
                 <w:lang w:val="fr-FR"/>
               </w:rPr>
-              <w:t>clone et pull</w:t>
+              <w:t>Copie d’un dépôt distant</w:t>
             </w:r>
             <w:r>
               <w:rPr>
@@ -362,7 +362,7 @@
                 <w:noProof/>
                 <w:webHidden/>
               </w:rPr>
-              <w:instrText xml:space="preserve"> PAGEREF _Toc201844597 \h </w:instrText>
+              <w:instrText xml:space="preserve"> PAGEREF _Toc201909939 \h </w:instrText>
             </w:r>
             <w:r>
               <w:rPr>
@@ -404,14 +404,14 @@
               <w:noProof/>
             </w:rPr>
           </w:pPr>
-          <w:hyperlink w:anchor="_Toc201844598" w:history="1">
+          <w:hyperlink w:anchor="_Toc201909940" w:history="1">
             <w:r>
               <w:rPr>
                 <w:rStyle w:val="Hyperlink"/>
                 <w:noProof/>
                 <w:lang w:val="fr-FR"/>
               </w:rPr>
-              <w:t>clone : importe un projet complet se trouvant dans un dépôt distant</w:t>
+              <w:t>clone : importe une copie complète du dépôt distant</w:t>
             </w:r>
             <w:r>
               <w:rPr>
@@ -432,7 +432,7 @@
                 <w:noProof/>
                 <w:webHidden/>
               </w:rPr>
-              <w:instrText xml:space="preserve"> PAGEREF _Toc201844598 \h </w:instrText>
+              <w:instrText xml:space="preserve"> PAGEREF _Toc201909940 \h </w:instrText>
             </w:r>
             <w:r>
               <w:rPr>
@@ -474,14 +474,14 @@
               <w:noProof/>
             </w:rPr>
           </w:pPr>
-          <w:hyperlink w:anchor="_Toc201844599" w:history="1">
+          <w:hyperlink w:anchor="_Toc201909941" w:history="1">
             <w:r>
               <w:rPr>
                 <w:rStyle w:val="Hyperlink"/>
                 <w:noProof/>
                 <w:lang w:val="fr-FR"/>
               </w:rPr>
-              <w:t>pull : met à jour un dépôt local puis fusionne les changements</w:t>
+              <w:t>pull (fetch + merge) : importe les changements (mise à jour du dépôt local)</w:t>
             </w:r>
             <w:r>
               <w:rPr>
@@ -502,7 +502,7 @@
                 <w:noProof/>
                 <w:webHidden/>
               </w:rPr>
-              <w:instrText xml:space="preserve"> PAGEREF _Toc201844599 \h </w:instrText>
+              <w:instrText xml:space="preserve"> PAGEREF _Toc201909941 \h </w:instrText>
             </w:r>
             <w:r>
               <w:rPr>
@@ -544,7 +544,7 @@
               <w:noProof/>
             </w:rPr>
           </w:pPr>
-          <w:hyperlink w:anchor="_Toc201844600" w:history="1">
+          <w:hyperlink w:anchor="_Toc201909942" w:history="1">
             <w:r>
               <w:rPr>
                 <w:rStyle w:val="Hyperlink"/>
@@ -572,7 +572,7 @@
                 <w:noProof/>
                 <w:webHidden/>
               </w:rPr>
-              <w:instrText xml:space="preserve"> PAGEREF _Toc201844600 \h </w:instrText>
+              <w:instrText xml:space="preserve"> PAGEREF _Toc201909942 \h </w:instrText>
             </w:r>
             <w:r>
               <w:rPr>
@@ -614,7 +614,7 @@
               <w:noProof/>
             </w:rPr>
           </w:pPr>
-          <w:hyperlink w:anchor="_Toc201844601" w:history="1">
+          <w:hyperlink w:anchor="_Toc201909943" w:history="1">
             <w:r>
               <w:rPr>
                 <w:rStyle w:val="Hyperlink"/>
@@ -642,7 +642,7 @@
                 <w:noProof/>
                 <w:webHidden/>
               </w:rPr>
-              <w:instrText xml:space="preserve"> PAGEREF _Toc201844601 \h </w:instrText>
+              <w:instrText xml:space="preserve"> PAGEREF _Toc201909943 \h </w:instrText>
             </w:r>
             <w:r>
               <w:rPr>
@@ -684,7 +684,7 @@
               <w:noProof/>
             </w:rPr>
           </w:pPr>
-          <w:hyperlink w:anchor="_Toc201844602" w:history="1">
+          <w:hyperlink w:anchor="_Toc201909944" w:history="1">
             <w:r>
               <w:rPr>
                 <w:rStyle w:val="Hyperlink"/>
@@ -712,7 +712,7 @@
                 <w:noProof/>
                 <w:webHidden/>
               </w:rPr>
-              <w:instrText xml:space="preserve"> PAGEREF _Toc201844602 \h </w:instrText>
+              <w:instrText xml:space="preserve"> PAGEREF _Toc201909944 \h </w:instrText>
             </w:r>
             <w:r>
               <w:rPr>
@@ -754,7 +754,7 @@
               <w:noProof/>
             </w:rPr>
           </w:pPr>
-          <w:hyperlink w:anchor="_Toc201844603" w:history="1">
+          <w:hyperlink w:anchor="_Toc201909945" w:history="1">
             <w:r>
               <w:rPr>
                 <w:rStyle w:val="Hyperlink"/>
@@ -782,7 +782,7 @@
                 <w:noProof/>
                 <w:webHidden/>
               </w:rPr>
-              <w:instrText xml:space="preserve"> PAGEREF _Toc201844603 \h </w:instrText>
+              <w:instrText xml:space="preserve"> PAGEREF _Toc201909945 \h </w:instrText>
             </w:r>
             <w:r>
               <w:rPr>
@@ -824,7 +824,7 @@
               <w:noProof/>
             </w:rPr>
           </w:pPr>
-          <w:hyperlink w:anchor="_Toc201844604" w:history="1">
+          <w:hyperlink w:anchor="_Toc201909946" w:history="1">
             <w:r>
               <w:rPr>
                 <w:rStyle w:val="Hyperlink"/>
@@ -852,7 +852,7 @@
                 <w:noProof/>
                 <w:webHidden/>
               </w:rPr>
-              <w:instrText xml:space="preserve"> PAGEREF _Toc201844604 \h </w:instrText>
+              <w:instrText xml:space="preserve"> PAGEREF _Toc201909946 \h </w:instrText>
             </w:r>
             <w:r>
               <w:rPr>
@@ -894,7 +894,7 @@
               <w:noProof/>
             </w:rPr>
           </w:pPr>
-          <w:hyperlink w:anchor="_Toc201844605" w:history="1">
+          <w:hyperlink w:anchor="_Toc201909947" w:history="1">
             <w:r>
               <w:rPr>
                 <w:rStyle w:val="Hyperlink"/>
@@ -922,7 +922,7 @@
                 <w:noProof/>
                 <w:webHidden/>
               </w:rPr>
-              <w:instrText xml:space="preserve"> PAGEREF _Toc201844605 \h </w:instrText>
+              <w:instrText xml:space="preserve"> PAGEREF _Toc201909947 \h </w:instrText>
             </w:r>
             <w:r>
               <w:rPr>
@@ -964,7 +964,7 @@
               <w:noProof/>
             </w:rPr>
           </w:pPr>
-          <w:hyperlink w:anchor="_Toc201844606" w:history="1">
+          <w:hyperlink w:anchor="_Toc201909948" w:history="1">
             <w:r>
               <w:rPr>
                 <w:rStyle w:val="Hyperlink"/>
@@ -992,7 +992,7 @@
                 <w:noProof/>
                 <w:webHidden/>
               </w:rPr>
-              <w:instrText xml:space="preserve"> PAGEREF _Toc201844606 \h </w:instrText>
+              <w:instrText xml:space="preserve"> PAGEREF _Toc201909948 \h </w:instrText>
             </w:r>
             <w:r>
               <w:rPr>
@@ -1034,7 +1034,7 @@
               <w:noProof/>
             </w:rPr>
           </w:pPr>
-          <w:hyperlink w:anchor="_Toc201844607" w:history="1">
+          <w:hyperlink w:anchor="_Toc201909949" w:history="1">
             <w:r>
               <w:rPr>
                 <w:rStyle w:val="Hyperlink"/>
@@ -1062,7 +1062,7 @@
                 <w:noProof/>
                 <w:webHidden/>
               </w:rPr>
-              <w:instrText xml:space="preserve"> PAGEREF _Toc201844607 \h </w:instrText>
+              <w:instrText xml:space="preserve"> PAGEREF _Toc201909949 \h </w:instrText>
             </w:r>
             <w:r>
               <w:rPr>
@@ -1104,7 +1104,7 @@
               <w:noProof/>
             </w:rPr>
           </w:pPr>
-          <w:hyperlink w:anchor="_Toc201844608" w:history="1">
+          <w:hyperlink w:anchor="_Toc201909950" w:history="1">
             <w:r>
               <w:rPr>
                 <w:rStyle w:val="Hyperlink"/>
@@ -1131,7 +1131,7 @@
                 <w:noProof/>
                 <w:webHidden/>
               </w:rPr>
-              <w:instrText xml:space="preserve"> PAGEREF _Toc201844608 \h </w:instrText>
+              <w:instrText xml:space="preserve"> PAGEREF _Toc201909950 \h </w:instrText>
             </w:r>
             <w:r>
               <w:rPr>
@@ -1173,7 +1173,7 @@
               <w:noProof/>
             </w:rPr>
           </w:pPr>
-          <w:hyperlink w:anchor="_Toc201844609" w:history="1">
+          <w:hyperlink w:anchor="_Toc201909951" w:history="1">
             <w:r>
               <w:rPr>
                 <w:rStyle w:val="Hyperlink"/>
@@ -1200,7 +1200,7 @@
                 <w:noProof/>
                 <w:webHidden/>
               </w:rPr>
-              <w:instrText xml:space="preserve"> PAGEREF _Toc201844609 \h </w:instrText>
+              <w:instrText xml:space="preserve"> PAGEREF _Toc201909951 \h </w:instrText>
             </w:r>
             <w:r>
               <w:rPr>
@@ -1242,7 +1242,7 @@
               <w:noProof/>
             </w:rPr>
           </w:pPr>
-          <w:hyperlink w:anchor="_Toc201844610" w:history="1">
+          <w:hyperlink w:anchor="_Toc201909952" w:history="1">
             <w:r>
               <w:rPr>
                 <w:rStyle w:val="Hyperlink"/>
@@ -1270,7 +1270,7 @@
                 <w:noProof/>
                 <w:webHidden/>
               </w:rPr>
-              <w:instrText xml:space="preserve"> PAGEREF _Toc201844610 \h </w:instrText>
+              <w:instrText xml:space="preserve"> PAGEREF _Toc201909952 \h </w:instrText>
             </w:r>
             <w:r>
               <w:rPr>
@@ -1312,7 +1312,7 @@
               <w:noProof/>
             </w:rPr>
           </w:pPr>
-          <w:hyperlink w:anchor="_Toc201844611" w:history="1">
+          <w:hyperlink w:anchor="_Toc201909953" w:history="1">
             <w:r>
               <w:rPr>
                 <w:rStyle w:val="Hyperlink"/>
@@ -1340,7 +1340,7 @@
                 <w:noProof/>
                 <w:webHidden/>
               </w:rPr>
-              <w:instrText xml:space="preserve"> PAGEREF _Toc201844611 \h </w:instrText>
+              <w:instrText xml:space="preserve"> PAGEREF _Toc201909953 \h </w:instrText>
             </w:r>
             <w:r>
               <w:rPr>
@@ -1382,7 +1382,7 @@
               <w:noProof/>
             </w:rPr>
           </w:pPr>
-          <w:hyperlink w:anchor="_Toc201844612" w:history="1">
+          <w:hyperlink w:anchor="_Toc201909954" w:history="1">
             <w:r>
               <w:rPr>
                 <w:rStyle w:val="Hyperlink"/>
@@ -1410,7 +1410,7 @@
                 <w:noProof/>
                 <w:webHidden/>
               </w:rPr>
-              <w:instrText xml:space="preserve"> PAGEREF _Toc201844612 \h </w:instrText>
+              <w:instrText xml:space="preserve"> PAGEREF _Toc201909954 \h </w:instrText>
             </w:r>
             <w:r>
               <w:rPr>
@@ -1474,7 +1474,7 @@
           <w:lang w:val="fr-FR"/>
         </w:rPr>
       </w:pPr>
-      <w:bookmarkStart w:id="0" w:name="_Toc201844595"/>
+      <w:bookmarkStart w:id="0" w:name="_Toc201909937"/>
       <w:r>
         <w:rPr>
           <w:lang w:val="fr-FR"/>
@@ -1486,31 +1486,51 @@
         <w:rPr>
           <w:lang w:val="fr-FR"/>
         </w:rPr>
-        <w:t xml:space="preserve">existant (non suivi en VC) </w:t>
-      </w:r>
-      <w:r>
-        <w:rPr>
-          <w:lang w:val="fr-FR"/>
-        </w:rPr>
-        <w:t xml:space="preserve">dans le Workspace </w:t>
-      </w:r>
-      <w:r>
-        <w:rPr>
-          <w:lang w:val="fr-FR"/>
-        </w:rPr>
-        <w:t>puis</w:t>
-      </w:r>
-      <w:r>
-        <w:rPr>
-          <w:lang w:val="fr-FR"/>
-        </w:rPr>
-        <w:t xml:space="preserve"> premier commit</w:t>
-      </w:r>
-      <w:r>
-        <w:rPr>
-          <w:lang w:val="fr-FR"/>
-        </w:rPr>
-        <w:t xml:space="preserve"> vers le dépôt local</w:t>
+        <w:t>local</w:t>
+      </w:r>
+      <w:r>
+        <w:rPr>
+          <w:lang w:val="fr-FR"/>
+        </w:rPr>
+        <w:t xml:space="preserve"> </w:t>
+      </w:r>
+      <w:r>
+        <w:rPr>
+          <w:lang w:val="fr-FR"/>
+        </w:rPr>
+        <w:t>dans le VC</w:t>
+      </w:r>
+      <w:r>
+        <w:rPr>
+          <w:lang w:val="fr-FR"/>
+        </w:rPr>
+        <w:t xml:space="preserve"> </w:t>
+      </w:r>
+      <w:r>
+        <w:rPr>
+          <w:sz w:val="36"/>
+          <w:szCs w:val="36"/>
+          <w:lang w:val="fr-FR"/>
+        </w:rPr>
+        <w:t>(</w:t>
+      </w:r>
+      <w:proofErr w:type="spellStart"/>
+      <w:r>
+        <w:rPr>
+          <w:sz w:val="36"/>
+          <w:szCs w:val="36"/>
+          <w:lang w:val="fr-FR"/>
+        </w:rPr>
+        <w:t>workspace</w:t>
+      </w:r>
+      <w:proofErr w:type="spellEnd"/>
+      <w:r>
+        <w:rPr>
+          <w:sz w:val="36"/>
+          <w:szCs w:val="36"/>
+          <w:lang w:val="fr-FR"/>
+        </w:rPr>
+        <w:t>)</w:t>
       </w:r>
       <w:bookmarkEnd w:id="0"/>
     </w:p>
@@ -1605,7 +1625,7 @@
           <w:lang w:val="fr-FR"/>
         </w:rPr>
       </w:pPr>
-      <w:bookmarkStart w:id="1" w:name="_Toc201844596"/>
+      <w:bookmarkStart w:id="1" w:name="_Toc201909938"/>
       <w:r>
         <w:rPr>
           <w:lang w:val="fr-FR"/>
@@ -1628,6 +1648,7 @@
       <w:r>
         <w:rPr>
           <w:rFonts w:asciiTheme="majorHAnsi" w:eastAsiaTheme="majorEastAsia" w:hAnsiTheme="majorHAnsi" w:cstheme="majorBidi"/>
+          <w:noProof/>
           <w:color w:val="0F4761" w:themeColor="accent1" w:themeShade="BF"/>
           <w:sz w:val="40"/>
           <w:szCs w:val="40"/>
@@ -1677,21 +1698,13 @@
           <w:lang w:val="fr-FR"/>
         </w:rPr>
       </w:pPr>
-      <w:bookmarkStart w:id="2" w:name="_Toc201844597"/>
-      <w:proofErr w:type="gramStart"/>
+      <w:bookmarkStart w:id="2" w:name="_Toc201909939"/>
       <w:r>
         <w:rPr>
           <w:lang w:val="fr-FR"/>
         </w:rPr>
         <w:lastRenderedPageBreak/>
-        <w:t>clone</w:t>
-      </w:r>
-      <w:proofErr w:type="gramEnd"/>
-      <w:r>
-        <w:rPr>
-          <w:lang w:val="fr-FR"/>
-        </w:rPr>
-        <w:t xml:space="preserve"> et pull</w:t>
+        <w:t>Copie d’un dépôt distant</w:t>
       </w:r>
       <w:bookmarkEnd w:id="2"/>
     </w:p>
@@ -1702,7 +1715,7 @@
           <w:lang w:val="fr-FR"/>
         </w:rPr>
       </w:pPr>
-      <w:bookmarkStart w:id="3" w:name="_Toc201844598"/>
+      <w:bookmarkStart w:id="3" w:name="_Toc201909940"/>
       <w:proofErr w:type="gramStart"/>
       <w:r>
         <w:rPr>
@@ -1715,13 +1728,13 @@
         <w:rPr>
           <w:lang w:val="fr-FR"/>
         </w:rPr>
-        <w:t xml:space="preserve"> : importe un projet complet </w:t>
-      </w:r>
-      <w:r>
-        <w:rPr>
-          <w:lang w:val="fr-FR"/>
-        </w:rPr>
-        <w:t>se trouvant dans un dépôt distant</w:t>
+        <w:t xml:space="preserve"> : </w:t>
+      </w:r>
+      <w:r>
+        <w:rPr>
+          <w:lang w:val="fr-FR"/>
+        </w:rPr>
+        <w:t>importe une copie complète du dépôt distant</w:t>
       </w:r>
       <w:bookmarkEnd w:id="3"/>
     </w:p>
@@ -1732,7 +1745,7 @@
           <w:lang w:val="fr-FR"/>
         </w:rPr>
       </w:pPr>
-      <w:bookmarkStart w:id="4" w:name="_Toc201844599"/>
+      <w:bookmarkStart w:id="4" w:name="_Toc201909941"/>
       <w:proofErr w:type="gramStart"/>
       <w:r>
         <w:rPr>
@@ -1745,30 +1758,85 @@
         <w:rPr>
           <w:lang w:val="fr-FR"/>
         </w:rPr>
-        <w:t xml:space="preserve"> : </w:t>
-      </w:r>
-      <w:r>
-        <w:rPr>
-          <w:lang w:val="fr-FR"/>
-        </w:rPr>
-        <w:t xml:space="preserve">met à jour un dépôt local </w:t>
-      </w:r>
-      <w:r>
-        <w:rPr>
-          <w:lang w:val="fr-FR"/>
-        </w:rPr>
-        <w:t>puis</w:t>
-      </w:r>
-      <w:r>
-        <w:rPr>
-          <w:lang w:val="fr-FR"/>
-        </w:rPr>
-        <w:t xml:space="preserve"> fusionne les changements</w:t>
+        <w:t> </w:t>
+      </w:r>
+      <w:r>
+        <w:rPr>
+          <w:lang w:val="fr-FR"/>
+        </w:rPr>
+        <w:t>(</w:t>
+      </w:r>
+      <w:proofErr w:type="spellStart"/>
+      <w:r>
+        <w:rPr>
+          <w:lang w:val="fr-FR"/>
+        </w:rPr>
+        <w:t>fetch</w:t>
+      </w:r>
+      <w:proofErr w:type="spellEnd"/>
+      <w:r>
+        <w:rPr>
+          <w:lang w:val="fr-FR"/>
+        </w:rPr>
+        <w:t xml:space="preserve"> </w:t>
+      </w:r>
+      <w:r>
+        <w:rPr>
+          <w:lang w:val="fr-FR"/>
+        </w:rPr>
+        <w:t>+</w:t>
+      </w:r>
+      <w:r>
+        <w:rPr>
+          <w:lang w:val="fr-FR"/>
+        </w:rPr>
+        <w:t xml:space="preserve"> </w:t>
+      </w:r>
+      <w:r>
+        <w:rPr>
+          <w:lang w:val="fr-FR"/>
+        </w:rPr>
+        <w:t xml:space="preserve">merge) </w:t>
+      </w:r>
+      <w:r>
+        <w:rPr>
+          <w:lang w:val="fr-FR"/>
+        </w:rPr>
+        <w:t xml:space="preserve">: </w:t>
+      </w:r>
+      <w:r>
+        <w:rPr>
+          <w:lang w:val="fr-FR"/>
+        </w:rPr>
+        <w:t xml:space="preserve">importe les </w:t>
+      </w:r>
+      <w:r>
+        <w:rPr>
+          <w:lang w:val="fr-FR"/>
+        </w:rPr>
+        <w:t>changement</w:t>
+      </w:r>
+      <w:r>
+        <w:rPr>
+          <w:lang w:val="fr-FR"/>
+        </w:rPr>
+        <w:t xml:space="preserve">s </w:t>
+      </w:r>
+      <w:r>
+        <w:rPr>
+          <w:sz w:val="28"/>
+          <w:szCs w:val="28"/>
+          <w:lang w:val="fr-FR"/>
+        </w:rPr>
+        <w:t>(mise à jour du dépôt local)</w:t>
       </w:r>
       <w:bookmarkEnd w:id="4"/>
     </w:p>
     <w:p>
       <w:r>
+        <w:rPr>
+          <w:noProof/>
+        </w:rPr>
         <w:drawing>
           <wp:inline distT="0" distB="0" distL="0" distR="0" wp14:anchorId="7BE5D516" wp14:editId="55415EC9">
             <wp:extent cx="5433427" cy="6553200"/>
@@ -1843,7 +1911,7 @@
           <w:lang w:val="fr-FR"/>
         </w:rPr>
       </w:pPr>
-      <w:bookmarkStart w:id="5" w:name="_Toc201844600"/>
+      <w:bookmarkStart w:id="5" w:name="_Toc201909942"/>
       <w:r>
         <w:rPr>
           <w:lang w:val="fr-FR"/>
@@ -1860,13 +1928,13 @@
           <w:lang w:val="fr-FR"/>
         </w:rPr>
       </w:pPr>
-      <w:bookmarkStart w:id="6" w:name="_Toc201844601"/>
+      <w:bookmarkStart w:id="6" w:name="_Toc201909943"/>
       <w:r>
         <w:rPr>
           <w:noProof/>
         </w:rPr>
         <w:drawing>
-          <wp:anchor distT="0" distB="0" distL="114300" distR="114300" simplePos="0" relativeHeight="251660288" behindDoc="1" locked="0" layoutInCell="1" allowOverlap="1" wp14:anchorId="5A89EEBC" wp14:editId="5A01E16B">
+          <wp:anchor distT="0" distB="0" distL="114300" distR="114300" simplePos="0" relativeHeight="251660288" behindDoc="1" locked="0" layoutInCell="1" allowOverlap="1" wp14:anchorId="5A89EEBC" wp14:editId="2C6064F6">
             <wp:simplePos x="0" y="0"/>
             <wp:positionH relativeFrom="margin">
               <wp:align>left</wp:align>
@@ -1949,7 +2017,7 @@
         </w:rPr>
         <w:br w:type="page"/>
       </w:r>
-      <w:bookmarkStart w:id="7" w:name="_Toc201844602"/>
+      <w:bookmarkStart w:id="7" w:name="_Toc201909944"/>
       <w:r>
         <w:rPr>
           <w:lang w:val="fr-FR"/>
@@ -2064,7 +2132,7 @@
           <w:lang w:val="fr-FR"/>
         </w:rPr>
       </w:pPr>
-      <w:bookmarkStart w:id="8" w:name="_Toc201844603"/>
+      <w:bookmarkStart w:id="8" w:name="_Toc201909945"/>
       <w:r>
         <w:rPr>
           <w:rStyle w:val="Heading2Char"/>
@@ -2095,7 +2163,7 @@
           <w:lang w:val="fr-FR"/>
         </w:rPr>
       </w:pPr>
-      <w:bookmarkStart w:id="9" w:name="_Toc201844604"/>
+      <w:bookmarkStart w:id="9" w:name="_Toc201909946"/>
       <w:r>
         <w:rPr>
           <w:rStyle w:val="Heading2Char"/>
@@ -2209,7 +2277,7 @@
           <w:lang w:val="fr-FR"/>
         </w:rPr>
       </w:pPr>
-      <w:bookmarkStart w:id="10" w:name="_Toc201844605"/>
+      <w:bookmarkStart w:id="10" w:name="_Toc201909947"/>
       <w:r>
         <w:rPr>
           <w:noProof/>
@@ -2313,7 +2381,7 @@
           <w:lang w:val="fr-FR"/>
         </w:rPr>
       </w:pPr>
-      <w:bookmarkStart w:id="11" w:name="_Toc201844606"/>
+      <w:bookmarkStart w:id="11" w:name="_Toc201909948"/>
       <w:r>
         <w:rPr>
           <w:lang w:val="fr-FR"/>
@@ -2330,7 +2398,7 @@
           <w:lang w:val="fr-FR"/>
         </w:rPr>
       </w:pPr>
-      <w:bookmarkStart w:id="12" w:name="_Toc201844607"/>
+      <w:bookmarkStart w:id="12" w:name="_Toc201909949"/>
       <w:r>
         <w:rPr>
           <w:lang w:val="fr-FR"/>
@@ -2415,7 +2483,7 @@
       <w:pPr>
         <w:pStyle w:val="Heading2"/>
       </w:pPr>
-      <w:bookmarkStart w:id="13" w:name="_Toc201844608"/>
+      <w:bookmarkStart w:id="13" w:name="_Toc201909950"/>
       <w:r>
         <w:lastRenderedPageBreak/>
         <w:t>Abandon d’un merge</w:t>
@@ -2474,7 +2542,7 @@
       <w:pPr>
         <w:pStyle w:val="Heading2"/>
       </w:pPr>
-      <w:bookmarkStart w:id="14" w:name="_Toc201844609"/>
+      <w:bookmarkStart w:id="14" w:name="_Toc201909951"/>
       <w:proofErr w:type="spellStart"/>
       <w:r>
         <w:lastRenderedPageBreak/>
@@ -2565,7 +2633,7 @@
           <w:lang w:val="fr-FR"/>
         </w:rPr>
       </w:pPr>
-      <w:bookmarkStart w:id="15" w:name="_Toc201844610"/>
+      <w:bookmarkStart w:id="15" w:name="_Toc201909952"/>
       <w:r>
         <w:rPr>
           <w:lang w:val="fr-FR"/>
@@ -2656,7 +2724,7 @@
           <w:lang w:val="fr-FR"/>
         </w:rPr>
       </w:pPr>
-      <w:bookmarkStart w:id="16" w:name="_Toc201844611"/>
+      <w:bookmarkStart w:id="16" w:name="_Toc201909953"/>
       <w:r>
         <w:rPr>
           <w:lang w:val="fr-FR"/>
@@ -2746,7 +2814,7 @@
           <w:lang w:val="fr-FR"/>
         </w:rPr>
       </w:pPr>
-      <w:bookmarkStart w:id="17" w:name="_Toc201844612"/>
+      <w:bookmarkStart w:id="17" w:name="_Toc201909954"/>
       <w:r>
         <w:rPr>
           <w:lang w:val="fr-FR"/>
@@ -3549,6 +3617,7 @@
   <w:style w:type="character" w:default="1" w:styleId="DefaultParagraphFont">
     <w:name w:val="Default Paragraph Font"/>
     <w:uiPriority w:val="1"/>
+    <w:semiHidden/>
     <w:unhideWhenUsed/>
   </w:style>
   <w:style w:type="table" w:default="1" w:styleId="TableNormal">
